--- a/transcripts/Oilfield 360/OF360 Transcript Files/OF360-04-26-John Schmitz.docx
+++ b/transcripts/Oilfield 360/OF360 Transcript Files/OF360-04-26-John Schmitz.docx
@@ -1,7 +1,6 @@
 
 <file path=word/document.xml><?xml version="1.0" encoding="utf-8"?>
-<w:document xmlns:wpc="http://schemas.microsoft.com/office/word/2010/wordprocessingCanvas" xmlns:mc="http://schemas.openxmlformats.org/markup-compatibility/2006" xmlns:o="urn:schemas-microsoft-com:office:office" xmlns:r="http://schemas.openxmlformats.org/officeDocument/2006/relationships" xmlns:m="http://schemas.openxmlformats.org/officeDocument/2006/math" xmlns:v="urn:schemas-microsoft-com:vml" xmlns:wp14="http://schemas.microsoft.com/office/word/2010/wordprocessingDrawing" xmlns:wp="http://schemas.openxmlformats.org/drawingml/2006/wordprocessingDrawing" xmlns:w10="urn:schemas-microsoft-com:office:word" xmlns:w="http://schemas.openxmlformats.org/wordprocessingml/2006/main" xmlns:w14="http://schemas.microsoft.com/office/word/2010/wordml" xmlns:w15="http://schemas.microsoft.com/office/word/2012/wordml" xmlns:wpg="http://schemas.microsoft.com/office/word/2010/wordprocessingGroup" xmlns:wpi="http://schemas.microsoft.com/office/word/2010/wordprocessingInk" xmlns:wne="http://schemas.microsoft.com/office/word/2006/wordml" xmlns:wps="http://schemas.microsoft.com/office/word/2010/wordprocessingShape" mc:Ignorable="w14 w15 wp14">
-  <w:background w:color="FFFFFF"/>
+<w:document xmlns:wpc="http://schemas.microsoft.com/office/word/2010/wordprocessingCanvas" xmlns:mc="http://schemas.openxmlformats.org/markup-compatibility/2006" xmlns:o="urn:schemas-microsoft-com:office:office" xmlns:r="http://schemas.openxmlformats.org/officeDocument/2006/relationships" xmlns:m="http://schemas.openxmlformats.org/officeDocument/2006/math" xmlns:v="urn:schemas-microsoft-com:vml" xmlns:wp14="http://schemas.microsoft.com/office/word/2010/wordprocessingDrawing" xmlns:wp="http://schemas.openxmlformats.org/drawingml/2006/wordprocessingDrawing" xmlns:w10="urn:schemas-microsoft-com:office:word" xmlns:w="http://schemas.openxmlformats.org/wordprocessingml/2006/main" xmlns:w14="http://schemas.microsoft.com/office/word/2010/wordml" xmlns:w15="http://schemas.microsoft.com/office/word/2012/wordml" xmlns:wpg="http://schemas.microsoft.com/office/word/2010/wordprocessingGroup" xmlns:wpi="http://schemas.microsoft.com/office/word/2010/wordprocessingInk" xmlns:wne="http://schemas.microsoft.com/office/word/2006/wordml" xmlns:wps="http://schemas.microsoft.com/office/word/2010/wordprocessingShape" xmlns:cx="http://schemas.microsoft.com/office/drawing/2014/chartex" xmlns:cx1="http://schemas.microsoft.com/office/drawing/2015/9/8/chartex" xmlns:cx2="http://schemas.microsoft.com/office/drawing/2015/10/21/chartex" xmlns:cx3="http://schemas.microsoft.com/office/drawing/2016/5/9/chartex" xmlns:cx4="http://schemas.microsoft.com/office/drawing/2016/5/10/chartex" xmlns:cx5="http://schemas.microsoft.com/office/drawing/2016/5/11/chartex" xmlns:cx6="http://schemas.microsoft.com/office/drawing/2016/5/12/chartex" xmlns:cx7="http://schemas.microsoft.com/office/drawing/2016/5/13/chartex" xmlns:cx8="http://schemas.microsoft.com/office/drawing/2016/5/14/chartex" xmlns:aink="http://schemas.microsoft.com/office/drawing/2016/ink" xmlns:am3d="http://schemas.microsoft.com/office/drawing/2017/model3d" xmlns:w16cex="http://schemas.microsoft.com/office/word/2018/wordml/cex" xmlns:w16cid="http://schemas.microsoft.com/office/word/2016/wordml/cid" xmlns:w16="http://schemas.microsoft.com/office/word/2018/wordml" xmlns:w16sdtdh="http://schemas.microsoft.com/office/word/2020/wordml/sdtdatahash" xmlns:w16se="http://schemas.microsoft.com/office/word/2015/wordml/symex" mc:Ignorable="w14 w15 wp14">
   <w:body>
     <w:p>
       <w:pPr>
@@ -26,8 +25,8 @@
       </w:r>
       <w:r>
         <w:rPr>
-          <w:b w:val="true"/>
-          <w:bCs w:val="true"/>
+          <w:b/>
+          <w:bCs/>
           <w:color w:val="489872"/>
         </w:rPr>
         <w:t xml:space="preserve">AI:</w:t>
@@ -51,8 +50,8 @@
       </w:r>
       <w:r>
         <w:rPr>
-          <w:b w:val="true"/>
-          <w:bCs w:val="true"/>
+          <w:b/>
+          <w:bCs/>
           <w:color w:val="489872"/>
         </w:rPr>
         <w:t xml:space="preserve">AI:</w:t>
@@ -76,8 +75,8 @@
       </w:r>
       <w:r>
         <w:rPr>
-          <w:b w:val="true"/>
-          <w:bCs w:val="true"/>
+          <w:b/>
+          <w:bCs/>
           <w:color w:val="489872"/>
         </w:rPr>
         <w:t xml:space="preserve">AI:</w:t>
@@ -110,8 +109,8 @@
       </w:r>
       <w:r>
         <w:rPr>
-          <w:b w:val="true"/>
-          <w:bCs w:val="true"/>
+          <w:b/>
+          <w:bCs/>
           <w:color w:val="489872"/>
         </w:rPr>
         <w:t xml:space="preserve">AI:</w:t>
@@ -135,8 +134,8 @@
       </w:r>
       <w:r>
         <w:rPr>
-          <w:b w:val="true"/>
-          <w:bCs w:val="true"/>
+          <w:b/>
+          <w:bCs/>
           <w:color w:val="9C5DE1"/>
         </w:rPr>
         <w:t xml:space="preserve">David de Roode:</w:t>
@@ -169,8 +168,8 @@
       </w:r>
       <w:r>
         <w:rPr>
-          <w:b w:val="true"/>
-          <w:bCs w:val="true"/>
+          <w:b/>
+          <w:bCs/>
           <w:color w:val="DC7D3E"/>
         </w:rPr>
         <w:t xml:space="preserve">Victoria Beard Queen:</w:t>
@@ -194,8 +193,8 @@
       </w:r>
       <w:r>
         <w:rPr>
-          <w:b w:val="true"/>
-          <w:bCs w:val="true"/>
+          <w:b/>
+          <w:bCs/>
           <w:color w:val="9C5DE1"/>
         </w:rPr>
         <w:t xml:space="preserve">David de Roode:</w:t>
@@ -219,8 +218,8 @@
       </w:r>
       <w:r>
         <w:rPr>
-          <w:b w:val="true"/>
-          <w:bCs w:val="true"/>
+          <w:b/>
+          <w:bCs/>
           <w:color w:val="9C5DE1"/>
         </w:rPr>
         <w:t xml:space="preserve">David de Roode:</w:t>
@@ -244,8 +243,8 @@
       </w:r>
       <w:r>
         <w:rPr>
-          <w:b w:val="true"/>
-          <w:bCs w:val="true"/>
+          <w:b/>
+          <w:bCs/>
           <w:color w:val="DC7D3E"/>
         </w:rPr>
         <w:t xml:space="preserve">Victoria Beard Queen:</w:t>
@@ -269,8 +268,8 @@
       </w:r>
       <w:r>
         <w:rPr>
-          <w:b w:val="true"/>
-          <w:bCs w:val="true"/>
+          <w:b/>
+          <w:bCs/>
           <w:color w:val="9C5DE1"/>
         </w:rPr>
         <w:t xml:space="preserve">David de Roode:</w:t>
@@ -294,8 +293,8 @@
       </w:r>
       <w:r>
         <w:rPr>
-          <w:b w:val="true"/>
-          <w:bCs w:val="true"/>
+          <w:b/>
+          <w:bCs/>
           <w:color w:val="DC7D3E"/>
         </w:rPr>
         <w:t xml:space="preserve">Victoria Beard Queen:</w:t>
@@ -319,8 +318,8 @@
       </w:r>
       <w:r>
         <w:rPr>
-          <w:b w:val="true"/>
-          <w:bCs w:val="true"/>
+          <w:b/>
+          <w:bCs/>
           <w:color w:val="9C5DE1"/>
         </w:rPr>
         <w:t xml:space="preserve">David de Roode:</w:t>
@@ -344,8 +343,8 @@
       </w:r>
       <w:r>
         <w:rPr>
-          <w:b w:val="true"/>
-          <w:bCs w:val="true"/>
+          <w:b/>
+          <w:bCs/>
           <w:color w:val="DC7D3E"/>
         </w:rPr>
         <w:t xml:space="preserve">Victoria Beard Queen:</w:t>
@@ -369,8 +368,8 @@
       </w:r>
       <w:r>
         <w:rPr>
-          <w:b w:val="true"/>
-          <w:bCs w:val="true"/>
+          <w:b/>
+          <w:bCs/>
           <w:color w:val="9C5DE1"/>
         </w:rPr>
         <w:t xml:space="preserve">David de Roode:</w:t>
@@ -394,8 +393,8 @@
       </w:r>
       <w:r>
         <w:rPr>
-          <w:b w:val="true"/>
-          <w:bCs w:val="true"/>
+          <w:b/>
+          <w:bCs/>
           <w:color w:val="9C5DE1"/>
         </w:rPr>
         <w:t xml:space="preserve">David de Roode:</w:t>
@@ -419,8 +418,8 @@
       </w:r>
       <w:r>
         <w:rPr>
-          <w:b w:val="true"/>
-          <w:bCs w:val="true"/>
+          <w:b/>
+          <w:bCs/>
           <w:color w:val="DC7D3E"/>
         </w:rPr>
         <w:t xml:space="preserve">Victoria Beard Queen:</w:t>
@@ -444,8 +443,8 @@
       </w:r>
       <w:r>
         <w:rPr>
-          <w:b w:val="true"/>
-          <w:bCs w:val="true"/>
+          <w:b/>
+          <w:bCs/>
           <w:color w:val="9C5DE1"/>
         </w:rPr>
         <w:t xml:space="preserve">David de Roode:</w:t>
@@ -469,8 +468,8 @@
       </w:r>
       <w:r>
         <w:rPr>
-          <w:b w:val="true"/>
-          <w:bCs w:val="true"/>
+          <w:b/>
+          <w:bCs/>
           <w:color w:val="DC7D3E"/>
         </w:rPr>
         <w:t xml:space="preserve">Victoria Beard Queen:</w:t>
@@ -494,8 +493,8 @@
       </w:r>
       <w:r>
         <w:rPr>
-          <w:b w:val="true"/>
-          <w:bCs w:val="true"/>
+          <w:b/>
+          <w:bCs/>
           <w:color w:val="9C5DE1"/>
         </w:rPr>
         <w:t xml:space="preserve">David de Roode:</w:t>
@@ -519,8 +518,8 @@
       </w:r>
       <w:r>
         <w:rPr>
-          <w:b w:val="true"/>
-          <w:bCs w:val="true"/>
+          <w:b/>
+          <w:bCs/>
           <w:color w:val="DC7D3E"/>
         </w:rPr>
         <w:t xml:space="preserve">Victoria Beard Queen:</w:t>
@@ -544,8 +543,8 @@
       </w:r>
       <w:r>
         <w:rPr>
-          <w:b w:val="true"/>
-          <w:bCs w:val="true"/>
+          <w:b/>
+          <w:bCs/>
           <w:color w:val="9C5DE1"/>
         </w:rPr>
         <w:t xml:space="preserve">David de Roode:</w:t>
@@ -578,8 +577,8 @@
       </w:r>
       <w:r>
         <w:rPr>
-          <w:b w:val="true"/>
-          <w:bCs w:val="true"/>
+          <w:b/>
+          <w:bCs/>
           <w:color w:val="9C5DE1"/>
         </w:rPr>
         <w:t xml:space="preserve">David de Roode:</w:t>
@@ -603,8 +602,8 @@
       </w:r>
       <w:r>
         <w:rPr>
-          <w:b w:val="true"/>
-          <w:bCs w:val="true"/>
+          <w:b/>
+          <w:bCs/>
           <w:color w:val="583E31"/>
         </w:rPr>
         <w:t xml:space="preserve">John Schmitz:</w:t>
@@ -628,8 +627,8 @@
       </w:r>
       <w:r>
         <w:rPr>
-          <w:b w:val="true"/>
-          <w:bCs w:val="true"/>
+          <w:b/>
+          <w:bCs/>
           <w:color w:val="9C5DE1"/>
         </w:rPr>
         <w:t xml:space="preserve">David de Roode:</w:t>
@@ -662,8 +661,8 @@
       </w:r>
       <w:r>
         <w:rPr>
-          <w:b w:val="true"/>
-          <w:bCs w:val="true"/>
+          <w:b/>
+          <w:bCs/>
           <w:color w:val="9C5DE1"/>
         </w:rPr>
         <w:t xml:space="preserve">David de Roode:</w:t>
@@ -687,8 +686,8 @@
       </w:r>
       <w:r>
         <w:rPr>
-          <w:b w:val="true"/>
-          <w:bCs w:val="true"/>
+          <w:b/>
+          <w:bCs/>
           <w:color w:val="583E31"/>
         </w:rPr>
         <w:t xml:space="preserve">John Schmitz:</w:t>
@@ -712,8 +711,8 @@
       </w:r>
       <w:r>
         <w:rPr>
-          <w:b w:val="true"/>
-          <w:bCs w:val="true"/>
+          <w:b/>
+          <w:bCs/>
           <w:color w:val="583E31"/>
         </w:rPr>
         <w:t xml:space="preserve">John Schmitz:</w:t>
@@ -746,8 +745,8 @@
       </w:r>
       <w:r>
         <w:rPr>
-          <w:b w:val="true"/>
-          <w:bCs w:val="true"/>
+          <w:b/>
+          <w:bCs/>
           <w:color w:val="583E31"/>
         </w:rPr>
         <w:t xml:space="preserve">John Schmitz:</w:t>
@@ -771,8 +770,8 @@
       </w:r>
       <w:r>
         <w:rPr>
-          <w:b w:val="true"/>
-          <w:bCs w:val="true"/>
+          <w:b/>
+          <w:bCs/>
           <w:color w:val="9C5DE1"/>
         </w:rPr>
         <w:t xml:space="preserve">David de Roode:</w:t>
@@ -796,8 +795,8 @@
       </w:r>
       <w:r>
         <w:rPr>
-          <w:b w:val="true"/>
-          <w:bCs w:val="true"/>
+          <w:b/>
+          <w:bCs/>
           <w:color w:val="583E31"/>
         </w:rPr>
         <w:t xml:space="preserve">John Schmitz:</w:t>
@@ -821,8 +820,8 @@
       </w:r>
       <w:r>
         <w:rPr>
-          <w:b w:val="true"/>
-          <w:bCs w:val="true"/>
+          <w:b/>
+          <w:bCs/>
           <w:color w:val="583E31"/>
         </w:rPr>
         <w:t xml:space="preserve">John Schmitz:</w:t>
@@ -855,8 +854,8 @@
       </w:r>
       <w:r>
         <w:rPr>
-          <w:b w:val="true"/>
-          <w:bCs w:val="true"/>
+          <w:b/>
+          <w:bCs/>
           <w:color w:val="583E31"/>
         </w:rPr>
         <w:t xml:space="preserve">John Schmitz:</w:t>
@@ -880,8 +879,8 @@
       </w:r>
       <w:r>
         <w:rPr>
-          <w:b w:val="true"/>
-          <w:bCs w:val="true"/>
+          <w:b/>
+          <w:bCs/>
           <w:color w:val="583E31"/>
         </w:rPr>
         <w:t xml:space="preserve">John Schmitz:</w:t>
@@ -905,8 +904,8 @@
       </w:r>
       <w:r>
         <w:rPr>
-          <w:b w:val="true"/>
-          <w:bCs w:val="true"/>
+          <w:b/>
+          <w:bCs/>
           <w:color w:val="9C5DE1"/>
         </w:rPr>
         <w:t xml:space="preserve">David de Roode:</w:t>
@@ -930,8 +929,8 @@
       </w:r>
       <w:r>
         <w:rPr>
-          <w:b w:val="true"/>
-          <w:bCs w:val="true"/>
+          <w:b/>
+          <w:bCs/>
           <w:color w:val="583E31"/>
         </w:rPr>
         <w:t xml:space="preserve">John Schmitz:</w:t>
@@ -955,8 +954,8 @@
       </w:r>
       <w:r>
         <w:rPr>
-          <w:b w:val="true"/>
-          <w:bCs w:val="true"/>
+          <w:b/>
+          <w:bCs/>
           <w:color w:val="583E31"/>
         </w:rPr>
         <w:t xml:space="preserve">John Schmitz:</w:t>
@@ -989,8 +988,8 @@
       </w:r>
       <w:r>
         <w:rPr>
-          <w:b w:val="true"/>
-          <w:bCs w:val="true"/>
+          <w:b/>
+          <w:bCs/>
           <w:color w:val="583E31"/>
         </w:rPr>
         <w:t xml:space="preserve">John Schmitz:</w:t>
@@ -1014,8 +1013,8 @@
       </w:r>
       <w:r>
         <w:rPr>
-          <w:b w:val="true"/>
-          <w:bCs w:val="true"/>
+          <w:b/>
+          <w:bCs/>
           <w:color w:val="583E31"/>
         </w:rPr>
         <w:t xml:space="preserve">John Schmitz:</w:t>
@@ -1048,8 +1047,8 @@
       </w:r>
       <w:r>
         <w:rPr>
-          <w:b w:val="true"/>
-          <w:bCs w:val="true"/>
+          <w:b/>
+          <w:bCs/>
           <w:color w:val="583E31"/>
         </w:rPr>
         <w:t xml:space="preserve">John Schmitz:</w:t>
@@ -1073,8 +1072,8 @@
       </w:r>
       <w:r>
         <w:rPr>
-          <w:b w:val="true"/>
-          <w:bCs w:val="true"/>
+          <w:b/>
+          <w:bCs/>
           <w:color w:val="583E31"/>
         </w:rPr>
         <w:t xml:space="preserve">John Schmitz:</w:t>
@@ -1107,8 +1106,8 @@
       </w:r>
       <w:r>
         <w:rPr>
-          <w:b w:val="true"/>
-          <w:bCs w:val="true"/>
+          <w:b/>
+          <w:bCs/>
           <w:color w:val="583E31"/>
         </w:rPr>
         <w:t xml:space="preserve">John Schmitz:</w:t>
@@ -1132,8 +1131,8 @@
       </w:r>
       <w:r>
         <w:rPr>
-          <w:b w:val="true"/>
-          <w:bCs w:val="true"/>
+          <w:b/>
+          <w:bCs/>
           <w:color w:val="9C5DE1"/>
         </w:rPr>
         <w:t xml:space="preserve">David de Roode:</w:t>
@@ -1157,8 +1156,8 @@
       </w:r>
       <w:r>
         <w:rPr>
-          <w:b w:val="true"/>
-          <w:bCs w:val="true"/>
+          <w:b/>
+          <w:bCs/>
           <w:color w:val="583E31"/>
         </w:rPr>
         <w:t xml:space="preserve">John Schmitz:</w:t>
@@ -1182,8 +1181,8 @@
       </w:r>
       <w:r>
         <w:rPr>
-          <w:b w:val="true"/>
-          <w:bCs w:val="true"/>
+          <w:b/>
+          <w:bCs/>
           <w:color w:val="9C5DE1"/>
         </w:rPr>
         <w:t xml:space="preserve">David de Roode:</w:t>
@@ -1207,8 +1206,8 @@
       </w:r>
       <w:r>
         <w:rPr>
-          <w:b w:val="true"/>
-          <w:bCs w:val="true"/>
+          <w:b/>
+          <w:bCs/>
           <w:color w:val="583E31"/>
         </w:rPr>
         <w:t xml:space="preserve">John Schmitz:</w:t>
@@ -1241,8 +1240,8 @@
       </w:r>
       <w:r>
         <w:rPr>
-          <w:b w:val="true"/>
-          <w:bCs w:val="true"/>
+          <w:b/>
+          <w:bCs/>
           <w:color w:val="583E31"/>
         </w:rPr>
         <w:t xml:space="preserve">John Schmitz:</w:t>
@@ -1266,8 +1265,8 @@
       </w:r>
       <w:r>
         <w:rPr>
-          <w:b w:val="true"/>
-          <w:bCs w:val="true"/>
+          <w:b/>
+          <w:bCs/>
           <w:color w:val="583E31"/>
         </w:rPr>
         <w:t xml:space="preserve">John Schmitz:</w:t>
@@ -1291,8 +1290,8 @@
       </w:r>
       <w:r>
         <w:rPr>
-          <w:b w:val="true"/>
-          <w:bCs w:val="true"/>
+          <w:b/>
+          <w:bCs/>
           <w:color w:val="9C5DE1"/>
         </w:rPr>
         <w:t xml:space="preserve">David de Roode:</w:t>
@@ -1316,8 +1315,8 @@
       </w:r>
       <w:r>
         <w:rPr>
-          <w:b w:val="true"/>
-          <w:bCs w:val="true"/>
+          <w:b/>
+          <w:bCs/>
           <w:color w:val="583E31"/>
         </w:rPr>
         <w:t xml:space="preserve">John Schmitz:</w:t>
@@ -1341,8 +1340,8 @@
       </w:r>
       <w:r>
         <w:rPr>
-          <w:b w:val="true"/>
-          <w:bCs w:val="true"/>
+          <w:b/>
+          <w:bCs/>
           <w:color w:val="9C5DE1"/>
         </w:rPr>
         <w:t xml:space="preserve">David de Roode:</w:t>
@@ -1366,8 +1365,8 @@
       </w:r>
       <w:r>
         <w:rPr>
-          <w:b w:val="true"/>
-          <w:bCs w:val="true"/>
+          <w:b/>
+          <w:bCs/>
           <w:color w:val="9C5DE1"/>
         </w:rPr>
         <w:t xml:space="preserve">David de Roode:</w:t>
@@ -1400,8 +1399,8 @@
       </w:r>
       <w:r>
         <w:rPr>
-          <w:b w:val="true"/>
-          <w:bCs w:val="true"/>
+          <w:b/>
+          <w:bCs/>
           <w:color w:val="583E31"/>
         </w:rPr>
         <w:t xml:space="preserve">John Schmitz:</w:t>
@@ -1425,8 +1424,8 @@
       </w:r>
       <w:r>
         <w:rPr>
-          <w:b w:val="true"/>
-          <w:bCs w:val="true"/>
+          <w:b/>
+          <w:bCs/>
           <w:color w:val="9C5DE1"/>
         </w:rPr>
         <w:t xml:space="preserve">David de Roode:</w:t>
@@ -1450,8 +1449,8 @@
       </w:r>
       <w:r>
         <w:rPr>
-          <w:b w:val="true"/>
-          <w:bCs w:val="true"/>
+          <w:b/>
+          <w:bCs/>
           <w:color w:val="583E31"/>
         </w:rPr>
         <w:t xml:space="preserve">John Schmitz:</w:t>
@@ -1475,8 +1474,8 @@
       </w:r>
       <w:r>
         <w:rPr>
-          <w:b w:val="true"/>
-          <w:bCs w:val="true"/>
+          <w:b/>
+          <w:bCs/>
           <w:color w:val="583E31"/>
         </w:rPr>
         <w:t xml:space="preserve">John Schmitz:</w:t>
@@ -1509,8 +1508,8 @@
       </w:r>
       <w:r>
         <w:rPr>
-          <w:b w:val="true"/>
-          <w:bCs w:val="true"/>
+          <w:b/>
+          <w:bCs/>
           <w:color w:val="583E31"/>
         </w:rPr>
         <w:t xml:space="preserve">John Schmitz:</w:t>
@@ -1534,8 +1533,8 @@
       </w:r>
       <w:r>
         <w:rPr>
-          <w:b w:val="true"/>
-          <w:bCs w:val="true"/>
+          <w:b/>
+          <w:bCs/>
           <w:color w:val="583E31"/>
         </w:rPr>
         <w:t xml:space="preserve">John Schmitz:</w:t>
@@ -1559,8 +1558,8 @@
       </w:r>
       <w:r>
         <w:rPr>
-          <w:b w:val="true"/>
-          <w:bCs w:val="true"/>
+          <w:b/>
+          <w:bCs/>
           <w:color w:val="583E31"/>
         </w:rPr>
         <w:t xml:space="preserve">John Schmitz:</w:t>
@@ -1593,8 +1592,8 @@
       </w:r>
       <w:r>
         <w:rPr>
-          <w:b w:val="true"/>
-          <w:bCs w:val="true"/>
+          <w:b/>
+          <w:bCs/>
           <w:color w:val="583E31"/>
         </w:rPr>
         <w:t xml:space="preserve">John Schmitz:</w:t>
@@ -1618,8 +1617,8 @@
       </w:r>
       <w:r>
         <w:rPr>
-          <w:b w:val="true"/>
-          <w:bCs w:val="true"/>
+          <w:b/>
+          <w:bCs/>
           <w:color w:val="9C5DE1"/>
         </w:rPr>
         <w:t xml:space="preserve">David de Roode:</w:t>
@@ -1643,8 +1642,8 @@
       </w:r>
       <w:r>
         <w:rPr>
-          <w:b w:val="true"/>
-          <w:bCs w:val="true"/>
+          <w:b/>
+          <w:bCs/>
           <w:color w:val="DC7D3E"/>
         </w:rPr>
         <w:t xml:space="preserve">Victoria Beard Queen:</w:t>
@@ -1668,8 +1667,8 @@
       </w:r>
       <w:r>
         <w:rPr>
-          <w:b w:val="true"/>
-          <w:bCs w:val="true"/>
+          <w:b/>
+          <w:bCs/>
           <w:color w:val="9C5DE1"/>
         </w:rPr>
         <w:t xml:space="preserve">David de Roode:</w:t>
@@ -1693,8 +1692,8 @@
       </w:r>
       <w:r>
         <w:rPr>
-          <w:b w:val="true"/>
-          <w:bCs w:val="true"/>
+          <w:b/>
+          <w:bCs/>
           <w:color w:val="583E31"/>
         </w:rPr>
         <w:t xml:space="preserve">John Schmitz:</w:t>
@@ -1727,8 +1726,8 @@
       </w:r>
       <w:r>
         <w:rPr>
-          <w:b w:val="true"/>
-          <w:bCs w:val="true"/>
+          <w:b/>
+          <w:bCs/>
           <w:color w:val="9C5DE1"/>
         </w:rPr>
         <w:t xml:space="preserve">David de Roode:</w:t>
@@ -1752,8 +1751,8 @@
       </w:r>
       <w:r>
         <w:rPr>
-          <w:b w:val="true"/>
-          <w:bCs w:val="true"/>
+          <w:b/>
+          <w:bCs/>
           <w:color w:val="583E31"/>
         </w:rPr>
         <w:t xml:space="preserve">John Schmitz:</w:t>
@@ -1777,8 +1776,8 @@
       </w:r>
       <w:r>
         <w:rPr>
-          <w:b w:val="true"/>
-          <w:bCs w:val="true"/>
+          <w:b/>
+          <w:bCs/>
           <w:color w:val="583E31"/>
         </w:rPr>
         <w:t xml:space="preserve">John Schmitz:</w:t>
@@ -1802,8 +1801,8 @@
       </w:r>
       <w:r>
         <w:rPr>
-          <w:b w:val="true"/>
-          <w:bCs w:val="true"/>
+          <w:b/>
+          <w:bCs/>
           <w:color w:val="583E31"/>
         </w:rPr>
         <w:t xml:space="preserve">John Schmitz:</w:t>
@@ -1836,8 +1835,8 @@
       </w:r>
       <w:r>
         <w:rPr>
-          <w:b w:val="true"/>
-          <w:bCs w:val="true"/>
+          <w:b/>
+          <w:bCs/>
           <w:color w:val="583E31"/>
         </w:rPr>
         <w:t xml:space="preserve">John Schmitz:</w:t>
@@ -1861,8 +1860,8 @@
       </w:r>
       <w:r>
         <w:rPr>
-          <w:b w:val="true"/>
-          <w:bCs w:val="true"/>
+          <w:b/>
+          <w:bCs/>
           <w:color w:val="583E31"/>
         </w:rPr>
         <w:t xml:space="preserve">John Schmitz:</w:t>
@@ -1895,8 +1894,8 @@
       </w:r>
       <w:r>
         <w:rPr>
-          <w:b w:val="true"/>
-          <w:bCs w:val="true"/>
+          <w:b/>
+          <w:bCs/>
           <w:color w:val="583E31"/>
         </w:rPr>
         <w:t xml:space="preserve">John Schmitz:</w:t>
@@ -1920,8 +1919,8 @@
       </w:r>
       <w:r>
         <w:rPr>
-          <w:b w:val="true"/>
-          <w:bCs w:val="true"/>
+          <w:b/>
+          <w:bCs/>
           <w:color w:val="583E31"/>
         </w:rPr>
         <w:t xml:space="preserve">John Schmitz:</w:t>
@@ -1954,8 +1953,8 @@
       </w:r>
       <w:r>
         <w:rPr>
-          <w:b w:val="true"/>
-          <w:bCs w:val="true"/>
+          <w:b/>
+          <w:bCs/>
           <w:color w:val="583E31"/>
         </w:rPr>
         <w:t xml:space="preserve">John Schmitz:</w:t>
@@ -1979,8 +1978,8 @@
       </w:r>
       <w:r>
         <w:rPr>
-          <w:b w:val="true"/>
-          <w:bCs w:val="true"/>
+          <w:b/>
+          <w:bCs/>
           <w:color w:val="9C5DE1"/>
         </w:rPr>
         <w:t xml:space="preserve">David de Roode:</w:t>
@@ -2004,8 +2003,8 @@
       </w:r>
       <w:r>
         <w:rPr>
-          <w:b w:val="true"/>
-          <w:bCs w:val="true"/>
+          <w:b/>
+          <w:bCs/>
           <w:color w:val="583E31"/>
         </w:rPr>
         <w:t xml:space="preserve">John Schmitz:</w:t>
@@ -2029,8 +2028,8 @@
       </w:r>
       <w:r>
         <w:rPr>
-          <w:b w:val="true"/>
-          <w:bCs w:val="true"/>
+          <w:b/>
+          <w:bCs/>
           <w:color w:val="583E31"/>
         </w:rPr>
         <w:t xml:space="preserve">John Schmitz:</w:t>
@@ -2063,8 +2062,8 @@
       </w:r>
       <w:r>
         <w:rPr>
-          <w:b w:val="true"/>
-          <w:bCs w:val="true"/>
+          <w:b/>
+          <w:bCs/>
           <w:color w:val="583E31"/>
         </w:rPr>
         <w:t xml:space="preserve">John Schmitz:</w:t>
@@ -2088,8 +2087,8 @@
       </w:r>
       <w:r>
         <w:rPr>
-          <w:b w:val="true"/>
-          <w:bCs w:val="true"/>
+          <w:b/>
+          <w:bCs/>
           <w:color w:val="9C5DE1"/>
         </w:rPr>
         <w:t xml:space="preserve">David de Roode:</w:t>
@@ -2113,8 +2112,8 @@
       </w:r>
       <w:r>
         <w:rPr>
-          <w:b w:val="true"/>
-          <w:bCs w:val="true"/>
+          <w:b/>
+          <w:bCs/>
           <w:color w:val="583E31"/>
         </w:rPr>
         <w:t xml:space="preserve">John Schmitz:</w:t>
@@ -2138,8 +2137,8 @@
       </w:r>
       <w:r>
         <w:rPr>
-          <w:b w:val="true"/>
-          <w:bCs w:val="true"/>
+          <w:b/>
+          <w:bCs/>
           <w:color w:val="583E31"/>
         </w:rPr>
         <w:t xml:space="preserve">John Schmitz:</w:t>
@@ -2172,8 +2171,8 @@
       </w:r>
       <w:r>
         <w:rPr>
-          <w:b w:val="true"/>
-          <w:bCs w:val="true"/>
+          <w:b/>
+          <w:bCs/>
           <w:color w:val="583E31"/>
         </w:rPr>
         <w:t xml:space="preserve">John Schmitz:</w:t>
@@ -2197,8 +2196,8 @@
       </w:r>
       <w:r>
         <w:rPr>
-          <w:b w:val="true"/>
-          <w:bCs w:val="true"/>
+          <w:b/>
+          <w:bCs/>
           <w:color w:val="583E31"/>
         </w:rPr>
         <w:t xml:space="preserve">John Schmitz:</w:t>
@@ -2222,8 +2221,8 @@
       </w:r>
       <w:r>
         <w:rPr>
-          <w:b w:val="true"/>
-          <w:bCs w:val="true"/>
+          <w:b/>
+          <w:bCs/>
           <w:color w:val="9C5DE1"/>
         </w:rPr>
         <w:t xml:space="preserve">David de Roode:</w:t>
@@ -2247,8 +2246,8 @@
       </w:r>
       <w:r>
         <w:rPr>
-          <w:b w:val="true"/>
-          <w:bCs w:val="true"/>
+          <w:b/>
+          <w:bCs/>
           <w:color w:val="583E31"/>
         </w:rPr>
         <w:t xml:space="preserve">John Schmitz:</w:t>
@@ -2281,8 +2280,8 @@
       </w:r>
       <w:r>
         <w:rPr>
-          <w:b w:val="true"/>
-          <w:bCs w:val="true"/>
+          <w:b/>
+          <w:bCs/>
           <w:color w:val="583E31"/>
         </w:rPr>
         <w:t xml:space="preserve">John Schmitz:</w:t>
@@ -2306,8 +2305,8 @@
       </w:r>
       <w:r>
         <w:rPr>
-          <w:b w:val="true"/>
-          <w:bCs w:val="true"/>
+          <w:b/>
+          <w:bCs/>
           <w:color w:val="9C5DE1"/>
         </w:rPr>
         <w:t xml:space="preserve">David de Roode:</w:t>
@@ -2331,8 +2330,8 @@
       </w:r>
       <w:r>
         <w:rPr>
-          <w:b w:val="true"/>
-          <w:bCs w:val="true"/>
+          <w:b/>
+          <w:bCs/>
           <w:color w:val="583E31"/>
         </w:rPr>
         <w:t xml:space="preserve">John Schmitz:</w:t>
@@ -2356,8 +2355,8 @@
       </w:r>
       <w:r>
         <w:rPr>
-          <w:b w:val="true"/>
-          <w:bCs w:val="true"/>
+          <w:b/>
+          <w:bCs/>
           <w:color w:val="583E31"/>
         </w:rPr>
         <w:t xml:space="preserve">John Schmitz:</w:t>
@@ -2381,8 +2380,8 @@
       </w:r>
       <w:r>
         <w:rPr>
-          <w:b w:val="true"/>
-          <w:bCs w:val="true"/>
+          <w:b/>
+          <w:bCs/>
           <w:color w:val="9C5DE1"/>
         </w:rPr>
         <w:t xml:space="preserve">David de Roode:</w:t>
@@ -2406,8 +2405,8 @@
       </w:r>
       <w:r>
         <w:rPr>
-          <w:b w:val="true"/>
-          <w:bCs w:val="true"/>
+          <w:b/>
+          <w:bCs/>
           <w:color w:val="583E31"/>
         </w:rPr>
         <w:t xml:space="preserve">John Schmitz:</w:t>
@@ -2431,8 +2430,8 @@
       </w:r>
       <w:r>
         <w:rPr>
-          <w:b w:val="true"/>
-          <w:bCs w:val="true"/>
+          <w:b/>
+          <w:bCs/>
           <w:color w:val="9C5DE1"/>
         </w:rPr>
         <w:t xml:space="preserve">David de Roode:</w:t>
@@ -2456,8 +2455,8 @@
       </w:r>
       <w:r>
         <w:rPr>
-          <w:b w:val="true"/>
-          <w:bCs w:val="true"/>
+          <w:b/>
+          <w:bCs/>
           <w:color w:val="9C5DE1"/>
         </w:rPr>
         <w:t xml:space="preserve">David de Roode:</w:t>
@@ -2490,8 +2489,8 @@
       </w:r>
       <w:r>
         <w:rPr>
-          <w:b w:val="true"/>
-          <w:bCs w:val="true"/>
+          <w:b/>
+          <w:bCs/>
           <w:color w:val="9C5DE1"/>
         </w:rPr>
         <w:t xml:space="preserve">David de Roode:</w:t>
@@ -2515,8 +2514,8 @@
       </w:r>
       <w:r>
         <w:rPr>
-          <w:b w:val="true"/>
-          <w:bCs w:val="true"/>
+          <w:b/>
+          <w:bCs/>
           <w:color w:val="583E31"/>
         </w:rPr>
         <w:t xml:space="preserve">John Schmitz:</w:t>
@@ -2540,8 +2539,8 @@
       </w:r>
       <w:r>
         <w:rPr>
-          <w:b w:val="true"/>
-          <w:bCs w:val="true"/>
+          <w:b/>
+          <w:bCs/>
           <w:color w:val="583E31"/>
         </w:rPr>
         <w:t xml:space="preserve">John Schmitz:</w:t>
@@ -2574,8 +2573,8 @@
       </w:r>
       <w:r>
         <w:rPr>
-          <w:b w:val="true"/>
-          <w:bCs w:val="true"/>
+          <w:b/>
+          <w:bCs/>
           <w:color w:val="583E31"/>
         </w:rPr>
         <w:t xml:space="preserve">John Schmitz:</w:t>
@@ -2599,8 +2598,8 @@
       </w:r>
       <w:r>
         <w:rPr>
-          <w:b w:val="true"/>
-          <w:bCs w:val="true"/>
+          <w:b/>
+          <w:bCs/>
           <w:color w:val="9C5DE1"/>
         </w:rPr>
         <w:t xml:space="preserve">David de Roode:</w:t>
@@ -2624,8 +2623,8 @@
       </w:r>
       <w:r>
         <w:rPr>
-          <w:b w:val="true"/>
-          <w:bCs w:val="true"/>
+          <w:b/>
+          <w:bCs/>
           <w:color w:val="583E31"/>
         </w:rPr>
         <w:t xml:space="preserve">John Schmitz:</w:t>
@@ -2649,8 +2648,8 @@
       </w:r>
       <w:r>
         <w:rPr>
-          <w:b w:val="true"/>
-          <w:bCs w:val="true"/>
+          <w:b/>
+          <w:bCs/>
           <w:color w:val="583E31"/>
         </w:rPr>
         <w:t xml:space="preserve">John Schmitz:</w:t>
@@ -2674,8 +2673,8 @@
       </w:r>
       <w:r>
         <w:rPr>
-          <w:b w:val="true"/>
-          <w:bCs w:val="true"/>
+          <w:b/>
+          <w:bCs/>
           <w:color w:val="9C5DE1"/>
         </w:rPr>
         <w:t xml:space="preserve">David de Roode:</w:t>
@@ -2699,8 +2698,8 @@
       </w:r>
       <w:r>
         <w:rPr>
-          <w:b w:val="true"/>
-          <w:bCs w:val="true"/>
+          <w:b/>
+          <w:bCs/>
           <w:color w:val="583E31"/>
         </w:rPr>
         <w:t xml:space="preserve">John Schmitz:</w:t>
@@ -2733,8 +2732,8 @@
       </w:r>
       <w:r>
         <w:rPr>
-          <w:b w:val="true"/>
-          <w:bCs w:val="true"/>
+          <w:b/>
+          <w:bCs/>
           <w:color w:val="9C5DE1"/>
         </w:rPr>
         <w:t xml:space="preserve">David de Roode:</w:t>
@@ -2758,8 +2757,8 @@
       </w:r>
       <w:r>
         <w:rPr>
-          <w:b w:val="true"/>
-          <w:bCs w:val="true"/>
+          <w:b/>
+          <w:bCs/>
           <w:color w:val="583E31"/>
         </w:rPr>
         <w:t xml:space="preserve">John Schmitz:</w:t>
@@ -2783,8 +2782,8 @@
       </w:r>
       <w:r>
         <w:rPr>
-          <w:b w:val="true"/>
-          <w:bCs w:val="true"/>
+          <w:b/>
+          <w:bCs/>
           <w:color w:val="9C5DE1"/>
         </w:rPr>
         <w:t xml:space="preserve">David de Roode:</w:t>
@@ -2808,8 +2807,8 @@
       </w:r>
       <w:r>
         <w:rPr>
-          <w:b w:val="true"/>
-          <w:bCs w:val="true"/>
+          <w:b/>
+          <w:bCs/>
           <w:color w:val="9C5DE1"/>
         </w:rPr>
         <w:t xml:space="preserve">David de Roode:</w:t>
@@ -2833,8 +2832,8 @@
       </w:r>
       <w:r>
         <w:rPr>
-          <w:b w:val="true"/>
-          <w:bCs w:val="true"/>
+          <w:b/>
+          <w:bCs/>
           <w:color w:val="9C5DE1"/>
         </w:rPr>
         <w:t xml:space="preserve">David de Roode:</w:t>
@@ -2867,8 +2866,8 @@
       </w:r>
       <w:r>
         <w:rPr>
-          <w:b w:val="true"/>
-          <w:bCs w:val="true"/>
+          <w:b/>
+          <w:bCs/>
           <w:color w:val="583E31"/>
         </w:rPr>
         <w:t xml:space="preserve">John Schmitz:</w:t>
@@ -2892,8 +2891,8 @@
       </w:r>
       <w:r>
         <w:rPr>
-          <w:b w:val="true"/>
-          <w:bCs w:val="true"/>
+          <w:b/>
+          <w:bCs/>
           <w:color w:val="583E31"/>
         </w:rPr>
         <w:t xml:space="preserve">John Schmitz:</w:t>
@@ -2926,8 +2925,8 @@
       </w:r>
       <w:r>
         <w:rPr>
-          <w:b w:val="true"/>
-          <w:bCs w:val="true"/>
+          <w:b/>
+          <w:bCs/>
           <w:color w:val="583E31"/>
         </w:rPr>
         <w:t xml:space="preserve">John Schmitz:</w:t>
@@ -2951,8 +2950,8 @@
       </w:r>
       <w:r>
         <w:rPr>
-          <w:b w:val="true"/>
-          <w:bCs w:val="true"/>
+          <w:b/>
+          <w:bCs/>
           <w:color w:val="583E31"/>
         </w:rPr>
         <w:t xml:space="preserve">John Schmitz:</w:t>
@@ -2976,8 +2975,8 @@
       </w:r>
       <w:r>
         <w:rPr>
-          <w:b w:val="true"/>
-          <w:bCs w:val="true"/>
+          <w:b/>
+          <w:bCs/>
           <w:color w:val="583E31"/>
         </w:rPr>
         <w:t xml:space="preserve">John Schmitz:</w:t>
@@ -3010,8 +3009,8 @@
       </w:r>
       <w:r>
         <w:rPr>
-          <w:b w:val="true"/>
-          <w:bCs w:val="true"/>
+          <w:b/>
+          <w:bCs/>
           <w:color w:val="583E31"/>
         </w:rPr>
         <w:t xml:space="preserve">John Schmitz:</w:t>
@@ -3035,8 +3034,8 @@
       </w:r>
       <w:r>
         <w:rPr>
-          <w:b w:val="true"/>
-          <w:bCs w:val="true"/>
+          <w:b/>
+          <w:bCs/>
           <w:color w:val="583E31"/>
         </w:rPr>
         <w:t xml:space="preserve">John Schmitz:</w:t>
@@ -3060,8 +3059,8 @@
       </w:r>
       <w:r>
         <w:rPr>
-          <w:b w:val="true"/>
-          <w:bCs w:val="true"/>
+          <w:b/>
+          <w:bCs/>
           <w:color w:val="9C5DE1"/>
         </w:rPr>
         <w:t xml:space="preserve">David de Roode:</w:t>
@@ -3094,8 +3093,8 @@
       </w:r>
       <w:r>
         <w:rPr>
-          <w:b w:val="true"/>
-          <w:bCs w:val="true"/>
+          <w:b/>
+          <w:bCs/>
           <w:color w:val="583E31"/>
         </w:rPr>
         <w:t xml:space="preserve">John Schmitz:</w:t>
@@ -3119,8 +3118,8 @@
       </w:r>
       <w:r>
         <w:rPr>
-          <w:b w:val="true"/>
-          <w:bCs w:val="true"/>
+          <w:b/>
+          <w:bCs/>
           <w:color w:val="9C5DE1"/>
         </w:rPr>
         <w:t xml:space="preserve">David de Roode:</w:t>
@@ -3144,8 +3143,8 @@
       </w:r>
       <w:r>
         <w:rPr>
-          <w:b w:val="true"/>
-          <w:bCs w:val="true"/>
+          <w:b/>
+          <w:bCs/>
           <w:color w:val="583E31"/>
         </w:rPr>
         <w:t xml:space="preserve">John Schmitz:</w:t>
@@ -3169,8 +3168,8 @@
       </w:r>
       <w:r>
         <w:rPr>
-          <w:b w:val="true"/>
-          <w:bCs w:val="true"/>
+          <w:b/>
+          <w:bCs/>
           <w:color w:val="9C5DE1"/>
         </w:rPr>
         <w:t xml:space="preserve">David de Roode:</w:t>
@@ -3194,8 +3193,8 @@
       </w:r>
       <w:r>
         <w:rPr>
-          <w:b w:val="true"/>
-          <w:bCs w:val="true"/>
+          <w:b/>
+          <w:bCs/>
           <w:color w:val="DC7D3E"/>
         </w:rPr>
         <w:t xml:space="preserve">Victoria Beard Queen:</w:t>
@@ -3219,8 +3218,8 @@
       </w:r>
       <w:r>
         <w:rPr>
-          <w:b w:val="true"/>
-          <w:bCs w:val="true"/>
+          <w:b/>
+          <w:bCs/>
           <w:color w:val="9C5DE1"/>
         </w:rPr>
         <w:t xml:space="preserve">David de Roode:</w:t>
@@ -3252,8 +3251,8 @@
       </w:r>
       <w:r>
         <w:rPr>
-          <w:b w:val="true"/>
-          <w:bCs w:val="true"/>
+          <w:b/>
+          <w:bCs/>
           <w:color w:val="DC7D3E"/>
         </w:rPr>
         <w:t xml:space="preserve">Victoria Beard Queen:</w:t>
@@ -3277,8 +3276,8 @@
       </w:r>
       <w:r>
         <w:rPr>
-          <w:b w:val="true"/>
-          <w:bCs w:val="true"/>
+          <w:b/>
+          <w:bCs/>
           <w:color w:val="583E31"/>
         </w:rPr>
         <w:t xml:space="preserve">John Schmitz:</w:t>
@@ -3302,8 +3301,8 @@
       </w:r>
       <w:r>
         <w:rPr>
-          <w:b w:val="true"/>
-          <w:bCs w:val="true"/>
+          <w:b/>
+          <w:bCs/>
           <w:color w:val="583E31"/>
         </w:rPr>
         <w:t xml:space="preserve">John Schmitz:</w:t>
@@ -3336,8 +3335,8 @@
       </w:r>
       <w:r>
         <w:rPr>
-          <w:b w:val="true"/>
-          <w:bCs w:val="true"/>
+          <w:b/>
+          <w:bCs/>
           <w:color w:val="583E31"/>
         </w:rPr>
         <w:t xml:space="preserve">John Schmitz:</w:t>
@@ -3361,8 +3360,8 @@
       </w:r>
       <w:r>
         <w:rPr>
-          <w:b w:val="true"/>
-          <w:bCs w:val="true"/>
+          <w:b/>
+          <w:bCs/>
           <w:color w:val="DC7D3E"/>
         </w:rPr>
         <w:t xml:space="preserve">Victoria Beard Queen:</w:t>
@@ -3386,8 +3385,8 @@
       </w:r>
       <w:r>
         <w:rPr>
-          <w:b w:val="true"/>
-          <w:bCs w:val="true"/>
+          <w:b/>
+          <w:bCs/>
           <w:color w:val="583E31"/>
         </w:rPr>
         <w:t xml:space="preserve">John Schmitz:</w:t>
@@ -3411,8 +3410,8 @@
       </w:r>
       <w:r>
         <w:rPr>
-          <w:b w:val="true"/>
-          <w:bCs w:val="true"/>
+          <w:b/>
+          <w:bCs/>
           <w:color w:val="9C5DE1"/>
         </w:rPr>
         <w:t xml:space="preserve">David de Roode:</w:t>
@@ -3436,8 +3435,8 @@
       </w:r>
       <w:r>
         <w:rPr>
-          <w:b w:val="true"/>
-          <w:bCs w:val="true"/>
+          <w:b/>
+          <w:bCs/>
           <w:color w:val="583E31"/>
         </w:rPr>
         <w:t xml:space="preserve">John Schmitz:</w:t>
@@ -3470,8 +3469,8 @@
       </w:r>
       <w:r>
         <w:rPr>
-          <w:b w:val="true"/>
-          <w:bCs w:val="true"/>
+          <w:b/>
+          <w:bCs/>
           <w:color w:val="583E31"/>
         </w:rPr>
         <w:t xml:space="preserve">John Schmitz:</w:t>
@@ -3495,8 +3494,8 @@
       </w:r>
       <w:r>
         <w:rPr>
-          <w:b w:val="true"/>
-          <w:bCs w:val="true"/>
+          <w:b/>
+          <w:bCs/>
           <w:color w:val="583E31"/>
         </w:rPr>
         <w:t xml:space="preserve">John Schmitz:</w:t>
@@ -3520,8 +3519,8 @@
       </w:r>
       <w:r>
         <w:rPr>
-          <w:b w:val="true"/>
-          <w:bCs w:val="true"/>
+          <w:b/>
+          <w:bCs/>
           <w:color w:val="9C5DE1"/>
         </w:rPr>
         <w:t xml:space="preserve">David de Roode:</w:t>
@@ -3545,8 +3544,8 @@
       </w:r>
       <w:r>
         <w:rPr>
-          <w:b w:val="true"/>
-          <w:bCs w:val="true"/>
+          <w:b/>
+          <w:bCs/>
           <w:color w:val="583E31"/>
         </w:rPr>
         <w:t xml:space="preserve">John Schmitz:</w:t>
@@ -3570,8 +3569,8 @@
       </w:r>
       <w:r>
         <w:rPr>
-          <w:b w:val="true"/>
-          <w:bCs w:val="true"/>
+          <w:b/>
+          <w:bCs/>
           <w:color w:val="583E31"/>
         </w:rPr>
         <w:t xml:space="preserve">John Schmitz:</w:t>
@@ -3604,8 +3603,8 @@
       </w:r>
       <w:r>
         <w:rPr>
-          <w:b w:val="true"/>
-          <w:bCs w:val="true"/>
+          <w:b/>
+          <w:bCs/>
           <w:color w:val="583E31"/>
         </w:rPr>
         <w:t xml:space="preserve">John Schmitz:</w:t>
@@ -3629,8 +3628,8 @@
       </w:r>
       <w:r>
         <w:rPr>
-          <w:b w:val="true"/>
-          <w:bCs w:val="true"/>
+          <w:b/>
+          <w:bCs/>
           <w:color w:val="583E31"/>
         </w:rPr>
         <w:t xml:space="preserve">John Schmitz:</w:t>
@@ -3654,8 +3653,8 @@
       </w:r>
       <w:r>
         <w:rPr>
-          <w:b w:val="true"/>
-          <w:bCs w:val="true"/>
+          <w:b/>
+          <w:bCs/>
           <w:color w:val="9C5DE1"/>
         </w:rPr>
         <w:t xml:space="preserve">David de Roode:</w:t>
@@ -3679,8 +3678,8 @@
       </w:r>
       <w:r>
         <w:rPr>
-          <w:b w:val="true"/>
-          <w:bCs w:val="true"/>
+          <w:b/>
+          <w:bCs/>
           <w:color w:val="583E31"/>
         </w:rPr>
         <w:t xml:space="preserve">John Schmitz:</w:t>
@@ -3704,8 +3703,8 @@
       </w:r>
       <w:r>
         <w:rPr>
-          <w:b w:val="true"/>
-          <w:bCs w:val="true"/>
+          <w:b/>
+          <w:bCs/>
           <w:color w:val="583E31"/>
         </w:rPr>
         <w:t xml:space="preserve">John Schmitz:</w:t>
@@ -3738,8 +3737,8 @@
       </w:r>
       <w:r>
         <w:rPr>
-          <w:b w:val="true"/>
-          <w:bCs w:val="true"/>
+          <w:b/>
+          <w:bCs/>
           <w:color w:val="583E31"/>
         </w:rPr>
         <w:t xml:space="preserve">John Schmitz:</w:t>
@@ -3763,8 +3762,8 @@
       </w:r>
       <w:r>
         <w:rPr>
-          <w:b w:val="true"/>
-          <w:bCs w:val="true"/>
+          <w:b/>
+          <w:bCs/>
           <w:color w:val="9C5DE1"/>
         </w:rPr>
         <w:t xml:space="preserve">David de Roode:</w:t>
@@ -3788,8 +3787,8 @@
       </w:r>
       <w:r>
         <w:rPr>
-          <w:b w:val="true"/>
-          <w:bCs w:val="true"/>
+          <w:b/>
+          <w:bCs/>
           <w:color w:val="583E31"/>
         </w:rPr>
         <w:t xml:space="preserve">John Schmitz:</w:t>
@@ -3813,8 +3812,8 @@
       </w:r>
       <w:r>
         <w:rPr>
-          <w:b w:val="true"/>
-          <w:bCs w:val="true"/>
+          <w:b/>
+          <w:bCs/>
           <w:color w:val="9C5DE1"/>
         </w:rPr>
         <w:t xml:space="preserve">David de Roode:</w:t>
@@ -3838,8 +3837,8 @@
       </w:r>
       <w:r>
         <w:rPr>
-          <w:b w:val="true"/>
-          <w:bCs w:val="true"/>
+          <w:b/>
+          <w:bCs/>
           <w:color w:val="583E31"/>
         </w:rPr>
         <w:t xml:space="preserve">John Schmitz:</w:t>
@@ -3872,8 +3871,8 @@
       </w:r>
       <w:r>
         <w:rPr>
-          <w:b w:val="true"/>
-          <w:bCs w:val="true"/>
+          <w:b/>
+          <w:bCs/>
           <w:color w:val="583E31"/>
         </w:rPr>
         <w:t xml:space="preserve">John Schmitz:</w:t>
@@ -3897,8 +3896,8 @@
       </w:r>
       <w:r>
         <w:rPr>
-          <w:b w:val="true"/>
-          <w:bCs w:val="true"/>
+          <w:b/>
+          <w:bCs/>
           <w:color w:val="9C5DE1"/>
         </w:rPr>
         <w:t xml:space="preserve">David de Roode:</w:t>
@@ -3922,8 +3921,8 @@
       </w:r>
       <w:r>
         <w:rPr>
-          <w:b w:val="true"/>
-          <w:bCs w:val="true"/>
+          <w:b/>
+          <w:bCs/>
           <w:color w:val="583E31"/>
         </w:rPr>
         <w:t xml:space="preserve">John Schmitz:</w:t>
@@ -3947,8 +3946,8 @@
       </w:r>
       <w:r>
         <w:rPr>
-          <w:b w:val="true"/>
-          <w:bCs w:val="true"/>
+          <w:b/>
+          <w:bCs/>
           <w:color w:val="9C5DE1"/>
         </w:rPr>
         <w:t xml:space="preserve">David de Roode:</w:t>
@@ -3972,8 +3971,8 @@
       </w:r>
       <w:r>
         <w:rPr>
-          <w:b w:val="true"/>
-          <w:bCs w:val="true"/>
+          <w:b/>
+          <w:bCs/>
           <w:color w:val="9C5DE1"/>
         </w:rPr>
         <w:t xml:space="preserve">David de Roode:</w:t>
@@ -3997,8 +3996,8 @@
       </w:r>
       <w:r>
         <w:rPr>
-          <w:b w:val="true"/>
-          <w:bCs w:val="true"/>
+          <w:b/>
+          <w:bCs/>
           <w:color w:val="9C5DE1"/>
         </w:rPr>
         <w:t xml:space="preserve">David de Roode:</w:t>
@@ -4022,8 +4021,8 @@
       </w:r>
       <w:r>
         <w:rPr>
-          <w:b w:val="true"/>
-          <w:bCs w:val="true"/>
+          <w:b/>
+          <w:bCs/>
           <w:color w:val="583E31"/>
         </w:rPr>
         <w:t xml:space="preserve">John Schmitz:</w:t>
@@ -4056,8 +4055,8 @@
       </w:r>
       <w:r>
         <w:rPr>
-          <w:b w:val="true"/>
-          <w:bCs w:val="true"/>
+          <w:b/>
+          <w:bCs/>
           <w:color w:val="583E31"/>
         </w:rPr>
         <w:t xml:space="preserve">John Schmitz:</w:t>
@@ -4081,8 +4080,8 @@
       </w:r>
       <w:r>
         <w:rPr>
-          <w:b w:val="true"/>
-          <w:bCs w:val="true"/>
+          <w:b/>
+          <w:bCs/>
           <w:color w:val="583E31"/>
         </w:rPr>
         <w:t xml:space="preserve">John Schmitz:</w:t>
@@ -4106,8 +4105,8 @@
       </w:r>
       <w:r>
         <w:rPr>
-          <w:b w:val="true"/>
-          <w:bCs w:val="true"/>
+          <w:b/>
+          <w:bCs/>
           <w:color w:val="9C5DE1"/>
         </w:rPr>
         <w:t xml:space="preserve">David de Roode:</w:t>
@@ -4131,8 +4130,8 @@
       </w:r>
       <w:r>
         <w:rPr>
-          <w:b w:val="true"/>
-          <w:bCs w:val="true"/>
+          <w:b/>
+          <w:bCs/>
           <w:color w:val="583E31"/>
         </w:rPr>
         <w:t xml:space="preserve">John Schmitz:</w:t>
@@ -4165,8 +4164,8 @@
       </w:r>
       <w:r>
         <w:rPr>
-          <w:b w:val="true"/>
-          <w:bCs w:val="true"/>
+          <w:b/>
+          <w:bCs/>
           <w:color w:val="583E31"/>
         </w:rPr>
         <w:t xml:space="preserve">John Schmitz:</w:t>
@@ -4190,8 +4189,8 @@
       </w:r>
       <w:r>
         <w:rPr>
-          <w:b w:val="true"/>
-          <w:bCs w:val="true"/>
+          <w:b/>
+          <w:bCs/>
           <w:color w:val="583E31"/>
         </w:rPr>
         <w:t xml:space="preserve">John Schmitz:</w:t>
@@ -4215,8 +4214,8 @@
       </w:r>
       <w:r>
         <w:rPr>
-          <w:b w:val="true"/>
-          <w:bCs w:val="true"/>
+          <w:b/>
+          <w:bCs/>
           <w:color w:val="583E31"/>
         </w:rPr>
         <w:t xml:space="preserve">John Schmitz:</w:t>
@@ -4240,8 +4239,8 @@
       </w:r>
       <w:r>
         <w:rPr>
-          <w:b w:val="true"/>
-          <w:bCs w:val="true"/>
+          <w:b/>
+          <w:bCs/>
           <w:color w:val="DC7D3E"/>
         </w:rPr>
         <w:t xml:space="preserve">Victoria Beard Queen:</w:t>
@@ -4265,8 +4264,8 @@
       </w:r>
       <w:r>
         <w:rPr>
-          <w:b w:val="true"/>
-          <w:bCs w:val="true"/>
+          <w:b/>
+          <w:bCs/>
           <w:color w:val="583E31"/>
         </w:rPr>
         <w:t xml:space="preserve">John Schmitz:</w:t>
@@ -4299,8 +4298,8 @@
       </w:r>
       <w:r>
         <w:rPr>
-          <w:b w:val="true"/>
-          <w:bCs w:val="true"/>
+          <w:b/>
+          <w:bCs/>
           <w:color w:val="583E31"/>
         </w:rPr>
         <w:t xml:space="preserve">John Schmitz:</w:t>
@@ -4324,8 +4323,8 @@
       </w:r>
       <w:r>
         <w:rPr>
-          <w:b w:val="true"/>
-          <w:bCs w:val="true"/>
+          <w:b/>
+          <w:bCs/>
           <w:color w:val="9C5DE1"/>
         </w:rPr>
         <w:t xml:space="preserve">David de Roode:</w:t>
@@ -4349,8 +4348,8 @@
       </w:r>
       <w:r>
         <w:rPr>
-          <w:b w:val="true"/>
-          <w:bCs w:val="true"/>
+          <w:b/>
+          <w:bCs/>
           <w:color w:val="583E31"/>
         </w:rPr>
         <w:t xml:space="preserve">John Schmitz:</w:t>
@@ -4374,8 +4373,8 @@
       </w:r>
       <w:r>
         <w:rPr>
-          <w:b w:val="true"/>
-          <w:bCs w:val="true"/>
+          <w:b/>
+          <w:bCs/>
           <w:color w:val="DC7D3E"/>
         </w:rPr>
         <w:t xml:space="preserve">Victoria Beard Queen:</w:t>
@@ -4399,8 +4398,8 @@
       </w:r>
       <w:r>
         <w:rPr>
-          <w:b w:val="true"/>
-          <w:bCs w:val="true"/>
+          <w:b/>
+          <w:bCs/>
           <w:color w:val="583E31"/>
         </w:rPr>
         <w:t xml:space="preserve">John Schmitz:</w:t>
@@ -4433,8 +4432,8 @@
       </w:r>
       <w:r>
         <w:rPr>
-          <w:b w:val="true"/>
-          <w:bCs w:val="true"/>
+          <w:b/>
+          <w:bCs/>
           <w:color w:val="583E31"/>
         </w:rPr>
         <w:t xml:space="preserve">John Schmitz:</w:t>
@@ -4458,8 +4457,8 @@
       </w:r>
       <w:r>
         <w:rPr>
-          <w:b w:val="true"/>
-          <w:bCs w:val="true"/>
+          <w:b/>
+          <w:bCs/>
           <w:color w:val="583E31"/>
         </w:rPr>
         <w:t xml:space="preserve">John Schmitz:</w:t>
@@ -4483,8 +4482,8 @@
       </w:r>
       <w:r>
         <w:rPr>
-          <w:b w:val="true"/>
-          <w:bCs w:val="true"/>
+          <w:b/>
+          <w:bCs/>
           <w:color w:val="9C5DE1"/>
         </w:rPr>
         <w:t xml:space="preserve">David de Roode:</w:t>
@@ -4508,8 +4507,8 @@
       </w:r>
       <w:r>
         <w:rPr>
-          <w:b w:val="true"/>
-          <w:bCs w:val="true"/>
+          <w:b/>
+          <w:bCs/>
           <w:color w:val="9C5DE1"/>
         </w:rPr>
         <w:t xml:space="preserve">David de Roode:</w:t>
@@ -4542,8 +4541,8 @@
       </w:r>
       <w:r>
         <w:rPr>
-          <w:b w:val="true"/>
-          <w:bCs w:val="true"/>
+          <w:b/>
+          <w:bCs/>
           <w:color w:val="9C5DE1"/>
         </w:rPr>
         <w:t xml:space="preserve">David de Roode:</w:t>
@@ -4567,8 +4566,8 @@
       </w:r>
       <w:r>
         <w:rPr>
-          <w:b w:val="true"/>
-          <w:bCs w:val="true"/>
+          <w:b/>
+          <w:bCs/>
           <w:color w:val="9C5DE1"/>
         </w:rPr>
         <w:t xml:space="preserve">David de Roode:</w:t>
@@ -4601,8 +4600,8 @@
       </w:r>
       <w:r>
         <w:rPr>
-          <w:b w:val="true"/>
-          <w:bCs w:val="true"/>
+          <w:b/>
+          <w:bCs/>
           <w:color w:val="9C5DE1"/>
         </w:rPr>
         <w:t xml:space="preserve">David de Roode:</w:t>
@@ -4626,8 +4625,8 @@
       </w:r>
       <w:r>
         <w:rPr>
-          <w:b w:val="true"/>
-          <w:bCs w:val="true"/>
+          <w:b/>
+          <w:bCs/>
           <w:color w:val="583E31"/>
         </w:rPr>
         <w:t xml:space="preserve">John Schmitz:</w:t>
@@ -4651,8 +4650,8 @@
       </w:r>
       <w:r>
         <w:rPr>
-          <w:b w:val="true"/>
-          <w:bCs w:val="true"/>
+          <w:b/>
+          <w:bCs/>
           <w:color w:val="583E31"/>
         </w:rPr>
         <w:t xml:space="preserve">John Schmitz:</w:t>
@@ -4685,8 +4684,8 @@
       </w:r>
       <w:r>
         <w:rPr>
-          <w:b w:val="true"/>
-          <w:bCs w:val="true"/>
+          <w:b/>
+          <w:bCs/>
           <w:color w:val="DC7D3E"/>
         </w:rPr>
         <w:t xml:space="preserve">Victoria Beard Queen:</w:t>
@@ -4710,8 +4709,8 @@
       </w:r>
       <w:r>
         <w:rPr>
-          <w:b w:val="true"/>
-          <w:bCs w:val="true"/>
+          <w:b/>
+          <w:bCs/>
           <w:color w:val="583E31"/>
         </w:rPr>
         <w:t xml:space="preserve">John Schmitz:</w:t>
@@ -4735,8 +4734,8 @@
       </w:r>
       <w:r>
         <w:rPr>
-          <w:b w:val="true"/>
-          <w:bCs w:val="true"/>
+          <w:b/>
+          <w:bCs/>
           <w:color w:val="583E31"/>
         </w:rPr>
         <w:t xml:space="preserve">John Schmitz:</w:t>
@@ -4769,8 +4768,8 @@
       </w:r>
       <w:r>
         <w:rPr>
-          <w:b w:val="true"/>
-          <w:bCs w:val="true"/>
+          <w:b/>
+          <w:bCs/>
           <w:color w:val="583E31"/>
         </w:rPr>
         <w:t xml:space="preserve">John Schmitz:</w:t>
@@ -4794,8 +4793,8 @@
       </w:r>
       <w:r>
         <w:rPr>
-          <w:b w:val="true"/>
-          <w:bCs w:val="true"/>
+          <w:b/>
+          <w:bCs/>
           <w:color w:val="9C5DE1"/>
         </w:rPr>
         <w:t xml:space="preserve">David de Roode:</w:t>
@@ -4828,8 +4827,8 @@
       </w:r>
       <w:r>
         <w:rPr>
-          <w:b w:val="true"/>
-          <w:bCs w:val="true"/>
+          <w:b/>
+          <w:bCs/>
           <w:color w:val="583E31"/>
         </w:rPr>
         <w:t xml:space="preserve">John Schmitz:</w:t>
@@ -4853,8 +4852,8 @@
       </w:r>
       <w:r>
         <w:rPr>
-          <w:b w:val="true"/>
-          <w:bCs w:val="true"/>
+          <w:b/>
+          <w:bCs/>
           <w:color w:val="583E31"/>
         </w:rPr>
         <w:t xml:space="preserve">John Schmitz:</w:t>
@@ -4878,8 +4877,8 @@
       </w:r>
       <w:r>
         <w:rPr>
-          <w:b w:val="true"/>
-          <w:bCs w:val="true"/>
+          <w:b/>
+          <w:bCs/>
           <w:color w:val="DC7D3E"/>
         </w:rPr>
         <w:t xml:space="preserve">Victoria Beard Queen:</w:t>
@@ -4903,8 +4902,8 @@
       </w:r>
       <w:r>
         <w:rPr>
-          <w:b w:val="true"/>
-          <w:bCs w:val="true"/>
+          <w:b/>
+          <w:bCs/>
           <w:color w:val="583E31"/>
         </w:rPr>
         <w:t xml:space="preserve">John Schmitz:</w:t>
@@ -4928,8 +4927,8 @@
       </w:r>
       <w:r>
         <w:rPr>
-          <w:b w:val="true"/>
-          <w:bCs w:val="true"/>
+          <w:b/>
+          <w:bCs/>
           <w:color w:val="583E31"/>
         </w:rPr>
         <w:t xml:space="preserve">John Schmitz:</w:t>
@@ -4962,8 +4961,8 @@
       </w:r>
       <w:r>
         <w:rPr>
-          <w:b w:val="true"/>
-          <w:bCs w:val="true"/>
+          <w:b/>
+          <w:bCs/>
           <w:color w:val="9C5DE1"/>
         </w:rPr>
         <w:t xml:space="preserve">David de Roode:</w:t>
@@ -4987,8 +4986,8 @@
       </w:r>
       <w:r>
         <w:rPr>
-          <w:b w:val="true"/>
-          <w:bCs w:val="true"/>
+          <w:b/>
+          <w:bCs/>
           <w:color w:val="583E31"/>
         </w:rPr>
         <w:t xml:space="preserve">John Schmitz:</w:t>
@@ -5012,8 +5011,8 @@
       </w:r>
       <w:r>
         <w:rPr>
-          <w:b w:val="true"/>
-          <w:bCs w:val="true"/>
+          <w:b/>
+          <w:bCs/>
           <w:color w:val="DC7D3E"/>
         </w:rPr>
         <w:t xml:space="preserve">Victoria Beard Queen:</w:t>
@@ -5037,8 +5036,8 @@
       </w:r>
       <w:r>
         <w:rPr>
-          <w:b w:val="true"/>
-          <w:bCs w:val="true"/>
+          <w:b/>
+          <w:bCs/>
           <w:color w:val="583E31"/>
         </w:rPr>
         <w:t xml:space="preserve">John Schmitz:</w:t>
@@ -5062,8 +5061,8 @@
       </w:r>
       <w:r>
         <w:rPr>
-          <w:b w:val="true"/>
-          <w:bCs w:val="true"/>
+          <w:b/>
+          <w:bCs/>
           <w:color w:val="583E31"/>
         </w:rPr>
         <w:t xml:space="preserve">John Schmitz:</w:t>
@@ -5087,8 +5086,8 @@
       </w:r>
       <w:r>
         <w:rPr>
-          <w:b w:val="true"/>
-          <w:bCs w:val="true"/>
+          <w:b/>
+          <w:bCs/>
           <w:color w:val="DC7D3E"/>
         </w:rPr>
         <w:t xml:space="preserve">Victoria Beard Queen:</w:t>
@@ -5112,8 +5111,8 @@
       </w:r>
       <w:r>
         <w:rPr>
-          <w:b w:val="true"/>
-          <w:bCs w:val="true"/>
+          <w:b/>
+          <w:bCs/>
           <w:color w:val="583E31"/>
         </w:rPr>
         <w:t xml:space="preserve">John Schmitz:</w:t>
@@ -5137,8 +5136,8 @@
       </w:r>
       <w:r>
         <w:rPr>
-          <w:b w:val="true"/>
-          <w:bCs w:val="true"/>
+          <w:b/>
+          <w:bCs/>
           <w:color w:val="583E31"/>
         </w:rPr>
         <w:t xml:space="preserve">John Schmitz:</w:t>
@@ -5171,8 +5170,8 @@
       </w:r>
       <w:r>
         <w:rPr>
-          <w:b w:val="true"/>
-          <w:bCs w:val="true"/>
+          <w:b/>
+          <w:bCs/>
           <w:color w:val="9C5DE1"/>
         </w:rPr>
         <w:t xml:space="preserve">David de Roode:</w:t>
@@ -5196,8 +5195,8 @@
       </w:r>
       <w:r>
         <w:rPr>
-          <w:b w:val="true"/>
-          <w:bCs w:val="true"/>
+          <w:b/>
+          <w:bCs/>
           <w:color w:val="9C5DE1"/>
         </w:rPr>
         <w:t xml:space="preserve">David de Roode:</w:t>
@@ -5221,8 +5220,8 @@
       </w:r>
       <w:r>
         <w:rPr>
-          <w:b w:val="true"/>
-          <w:bCs w:val="true"/>
+          <w:b/>
+          <w:bCs/>
           <w:color w:val="583E31"/>
         </w:rPr>
         <w:t xml:space="preserve">John Schmitz:</w:t>
@@ -5246,8 +5245,8 @@
       </w:r>
       <w:r>
         <w:rPr>
-          <w:b w:val="true"/>
-          <w:bCs w:val="true"/>
+          <w:b/>
+          <w:bCs/>
           <w:color w:val="583E31"/>
         </w:rPr>
         <w:t xml:space="preserve">John Schmitz:</w:t>
@@ -5280,8 +5279,8 @@
       </w:r>
       <w:r>
         <w:rPr>
-          <w:b w:val="true"/>
-          <w:bCs w:val="true"/>
+          <w:b/>
+          <w:bCs/>
           <w:color w:val="583E31"/>
         </w:rPr>
         <w:t xml:space="preserve">John Schmitz:</w:t>
@@ -5305,8 +5304,8 @@
       </w:r>
       <w:r>
         <w:rPr>
-          <w:b w:val="true"/>
-          <w:bCs w:val="true"/>
+          <w:b/>
+          <w:bCs/>
           <w:color w:val="9C5DE1"/>
         </w:rPr>
         <w:t xml:space="preserve">David de Roode:</w:t>
@@ -5330,8 +5329,8 @@
       </w:r>
       <w:r>
         <w:rPr>
-          <w:b w:val="true"/>
-          <w:bCs w:val="true"/>
+          <w:b/>
+          <w:bCs/>
           <w:color w:val="583E31"/>
         </w:rPr>
         <w:t xml:space="preserve">John Schmitz:</w:t>
@@ -5355,8 +5354,8 @@
       </w:r>
       <w:r>
         <w:rPr>
-          <w:b w:val="true"/>
-          <w:bCs w:val="true"/>
+          <w:b/>
+          <w:bCs/>
           <w:color w:val="583E31"/>
         </w:rPr>
         <w:t xml:space="preserve">John Schmitz:</w:t>
@@ -5389,8 +5388,8 @@
       </w:r>
       <w:r>
         <w:rPr>
-          <w:b w:val="true"/>
-          <w:bCs w:val="true"/>
+          <w:b/>
+          <w:bCs/>
           <w:color w:val="583E31"/>
         </w:rPr>
         <w:t xml:space="preserve">John Schmitz:</w:t>
@@ -5414,8 +5413,8 @@
       </w:r>
       <w:r>
         <w:rPr>
-          <w:b w:val="true"/>
-          <w:bCs w:val="true"/>
+          <w:b/>
+          <w:bCs/>
           <w:color w:val="583E31"/>
         </w:rPr>
         <w:t xml:space="preserve">John Schmitz:</w:t>
@@ -5448,8 +5447,8 @@
       </w:r>
       <w:r>
         <w:rPr>
-          <w:b w:val="true"/>
-          <w:bCs w:val="true"/>
+          <w:b/>
+          <w:bCs/>
           <w:color w:val="583E31"/>
         </w:rPr>
         <w:t xml:space="preserve">John Schmitz:</w:t>
@@ -5473,8 +5472,8 @@
       </w:r>
       <w:r>
         <w:rPr>
-          <w:b w:val="true"/>
-          <w:bCs w:val="true"/>
+          <w:b/>
+          <w:bCs/>
           <w:color w:val="583E31"/>
         </w:rPr>
         <w:t xml:space="preserve">John Schmitz:</w:t>
@@ -5507,8 +5506,8 @@
       </w:r>
       <w:r>
         <w:rPr>
-          <w:b w:val="true"/>
-          <w:bCs w:val="true"/>
+          <w:b/>
+          <w:bCs/>
           <w:color w:val="583E31"/>
         </w:rPr>
         <w:t xml:space="preserve">John Schmitz:</w:t>
@@ -5532,8 +5531,8 @@
       </w:r>
       <w:r>
         <w:rPr>
-          <w:b w:val="true"/>
-          <w:bCs w:val="true"/>
+          <w:b/>
+          <w:bCs/>
           <w:color w:val="583E31"/>
         </w:rPr>
         <w:t xml:space="preserve">John Schmitz:</w:t>
@@ -5566,8 +5565,8 @@
       </w:r>
       <w:r>
         <w:rPr>
-          <w:b w:val="true"/>
-          <w:bCs w:val="true"/>
+          <w:b/>
+          <w:bCs/>
           <w:color w:val="583E31"/>
         </w:rPr>
         <w:t xml:space="preserve">John Schmitz:</w:t>
@@ -5591,8 +5590,8 @@
       </w:r>
       <w:r>
         <w:rPr>
-          <w:b w:val="true"/>
-          <w:bCs w:val="true"/>
+          <w:b/>
+          <w:bCs/>
           <w:color w:val="583E31"/>
         </w:rPr>
         <w:t xml:space="preserve">John Schmitz:</w:t>
@@ -5616,8 +5615,8 @@
       </w:r>
       <w:r>
         <w:rPr>
-          <w:b w:val="true"/>
-          <w:bCs w:val="true"/>
+          <w:b/>
+          <w:bCs/>
           <w:color w:val="9C5DE1"/>
         </w:rPr>
         <w:t xml:space="preserve">David de Roode:</w:t>
@@ -5641,8 +5640,8 @@
       </w:r>
       <w:r>
         <w:rPr>
-          <w:b w:val="true"/>
-          <w:bCs w:val="true"/>
+          <w:b/>
+          <w:bCs/>
           <w:color w:val="9C5DE1"/>
         </w:rPr>
         <w:t xml:space="preserve">David de Roode:</w:t>
@@ -5666,8 +5665,8 @@
       </w:r>
       <w:r>
         <w:rPr>
-          <w:b w:val="true"/>
-          <w:bCs w:val="true"/>
+          <w:b/>
+          <w:bCs/>
           <w:color w:val="583E31"/>
         </w:rPr>
         <w:t xml:space="preserve">John Schmitz:</w:t>
@@ -5700,8 +5699,8 @@
       </w:r>
       <w:r>
         <w:rPr>
-          <w:b w:val="true"/>
-          <w:bCs w:val="true"/>
+          <w:b/>
+          <w:bCs/>
           <w:color w:val="9C5DE1"/>
         </w:rPr>
         <w:t xml:space="preserve">David de Roode:</w:t>
@@ -5725,8 +5724,8 @@
       </w:r>
       <w:r>
         <w:rPr>
-          <w:b w:val="true"/>
-          <w:bCs w:val="true"/>
+          <w:b/>
+          <w:bCs/>
           <w:color w:val="583E31"/>
         </w:rPr>
         <w:t xml:space="preserve">John Schmitz:</w:t>
@@ -5750,8 +5749,8 @@
       </w:r>
       <w:r>
         <w:rPr>
-          <w:b w:val="true"/>
-          <w:bCs w:val="true"/>
+          <w:b/>
+          <w:bCs/>
           <w:color w:val="583E31"/>
         </w:rPr>
         <w:t xml:space="preserve">John Schmitz:</w:t>
@@ -5775,8 +5774,8 @@
       </w:r>
       <w:r>
         <w:rPr>
-          <w:b w:val="true"/>
-          <w:bCs w:val="true"/>
+          <w:b/>
+          <w:bCs/>
           <w:color w:val="583E31"/>
         </w:rPr>
         <w:t xml:space="preserve">John Schmitz:</w:t>
@@ -5809,8 +5808,8 @@
       </w:r>
       <w:r>
         <w:rPr>
-          <w:b w:val="true"/>
-          <w:bCs w:val="true"/>
+          <w:b/>
+          <w:bCs/>
           <w:color w:val="583E31"/>
         </w:rPr>
         <w:t xml:space="preserve">John Schmitz:</w:t>
@@ -5834,8 +5833,8 @@
       </w:r>
       <w:r>
         <w:rPr>
-          <w:b w:val="true"/>
-          <w:bCs w:val="true"/>
+          <w:b/>
+          <w:bCs/>
           <w:color w:val="583E31"/>
         </w:rPr>
         <w:t xml:space="preserve">John Schmitz:</w:t>
@@ -5859,8 +5858,8 @@
       </w:r>
       <w:r>
         <w:rPr>
-          <w:b w:val="true"/>
-          <w:bCs w:val="true"/>
+          <w:b/>
+          <w:bCs/>
           <w:color w:val="583E31"/>
         </w:rPr>
         <w:t xml:space="preserve">John Schmitz:</w:t>
@@ -5893,8 +5892,8 @@
       </w:r>
       <w:r>
         <w:rPr>
-          <w:b w:val="true"/>
-          <w:bCs w:val="true"/>
+          <w:b/>
+          <w:bCs/>
           <w:color w:val="9C5DE1"/>
         </w:rPr>
         <w:t xml:space="preserve">David de Roode:</w:t>
@@ -5918,8 +5917,8 @@
       </w:r>
       <w:r>
         <w:rPr>
-          <w:b w:val="true"/>
-          <w:bCs w:val="true"/>
+          <w:b/>
+          <w:bCs/>
           <w:color w:val="583E31"/>
         </w:rPr>
         <w:t xml:space="preserve">John Schmitz:</w:t>
@@ -5943,8 +5942,8 @@
       </w:r>
       <w:r>
         <w:rPr>
-          <w:b w:val="true"/>
-          <w:bCs w:val="true"/>
+          <w:b/>
+          <w:bCs/>
           <w:color w:val="9C5DE1"/>
         </w:rPr>
         <w:t xml:space="preserve">David de Roode:</w:t>
@@ -5968,8 +5967,8 @@
       </w:r>
       <w:r>
         <w:rPr>
-          <w:b w:val="true"/>
-          <w:bCs w:val="true"/>
+          <w:b/>
+          <w:bCs/>
           <w:color w:val="9C5DE1"/>
         </w:rPr>
         <w:t xml:space="preserve">David de Roode:</w:t>
@@ -5993,8 +5992,8 @@
       </w:r>
       <w:r>
         <w:rPr>
-          <w:b w:val="true"/>
-          <w:bCs w:val="true"/>
+          <w:b/>
+          <w:bCs/>
           <w:color w:val="583E31"/>
         </w:rPr>
         <w:t xml:space="preserve">John Schmitz:</w:t>
@@ -6018,8 +6017,8 @@
       </w:r>
       <w:r>
         <w:rPr>
-          <w:b w:val="true"/>
-          <w:bCs w:val="true"/>
+          <w:b/>
+          <w:bCs/>
           <w:color w:val="583E31"/>
         </w:rPr>
         <w:t xml:space="preserve">John Schmitz:</w:t>
@@ -6052,8 +6051,8 @@
       </w:r>
       <w:r>
         <w:rPr>
-          <w:b w:val="true"/>
-          <w:bCs w:val="true"/>
+          <w:b/>
+          <w:bCs/>
           <w:color w:val="9C5DE1"/>
         </w:rPr>
         <w:t xml:space="preserve">David de Roode:</w:t>
@@ -6077,8 +6076,8 @@
       </w:r>
       <w:r>
         <w:rPr>
-          <w:b w:val="true"/>
-          <w:bCs w:val="true"/>
+          <w:b/>
+          <w:bCs/>
           <w:color w:val="583E31"/>
         </w:rPr>
         <w:t xml:space="preserve">John Schmitz:</w:t>
@@ -6102,8 +6101,8 @@
       </w:r>
       <w:r>
         <w:rPr>
-          <w:b w:val="true"/>
-          <w:bCs w:val="true"/>
+          <w:b/>
+          <w:bCs/>
           <w:color w:val="583E31"/>
         </w:rPr>
         <w:t xml:space="preserve">John Schmitz:</w:t>
@@ -6127,8 +6126,8 @@
       </w:r>
       <w:r>
         <w:rPr>
-          <w:b w:val="true"/>
-          <w:bCs w:val="true"/>
+          <w:b/>
+          <w:bCs/>
           <w:color w:val="583E31"/>
         </w:rPr>
         <w:t xml:space="preserve">John Schmitz:</w:t>
@@ -6152,8 +6151,8 @@
       </w:r>
       <w:r>
         <w:rPr>
-          <w:b w:val="true"/>
-          <w:bCs w:val="true"/>
+          <w:b/>
+          <w:bCs/>
           <w:color w:val="DC7D3E"/>
         </w:rPr>
         <w:t xml:space="preserve">Victoria Beard Queen:</w:t>
@@ -6186,8 +6185,8 @@
       </w:r>
       <w:r>
         <w:rPr>
-          <w:b w:val="true"/>
-          <w:bCs w:val="true"/>
+          <w:b/>
+          <w:bCs/>
           <w:color w:val="583E31"/>
         </w:rPr>
         <w:t xml:space="preserve">John Schmitz:</w:t>
@@ -6211,8 +6210,8 @@
       </w:r>
       <w:r>
         <w:rPr>
-          <w:b w:val="true"/>
-          <w:bCs w:val="true"/>
+          <w:b/>
+          <w:bCs/>
           <w:color w:val="DC7D3E"/>
         </w:rPr>
         <w:t xml:space="preserve">Victoria Beard Queen:</w:t>
@@ -6236,8 +6235,8 @@
       </w:r>
       <w:r>
         <w:rPr>
-          <w:b w:val="true"/>
-          <w:bCs w:val="true"/>
+          <w:b/>
+          <w:bCs/>
           <w:color w:val="583E31"/>
         </w:rPr>
         <w:t xml:space="preserve">John Schmitz:</w:t>
@@ -6270,8 +6269,8 @@
       </w:r>
       <w:r>
         <w:rPr>
-          <w:b w:val="true"/>
-          <w:bCs w:val="true"/>
+          <w:b/>
+          <w:bCs/>
           <w:color w:val="583E31"/>
         </w:rPr>
         <w:t xml:space="preserve">John Schmitz:</w:t>
@@ -6295,8 +6294,8 @@
       </w:r>
       <w:r>
         <w:rPr>
-          <w:b w:val="true"/>
-          <w:bCs w:val="true"/>
+          <w:b/>
+          <w:bCs/>
           <w:color w:val="DC7D3E"/>
         </w:rPr>
         <w:t xml:space="preserve">Victoria Beard Queen:</w:t>
@@ -6320,8 +6319,8 @@
       </w:r>
       <w:r>
         <w:rPr>
-          <w:b w:val="true"/>
-          <w:bCs w:val="true"/>
+          <w:b/>
+          <w:bCs/>
           <w:color w:val="583E31"/>
         </w:rPr>
         <w:t xml:space="preserve">John Schmitz:</w:t>
@@ -6345,8 +6344,8 @@
       </w:r>
       <w:r>
         <w:rPr>
-          <w:b w:val="true"/>
-          <w:bCs w:val="true"/>
+          <w:b/>
+          <w:bCs/>
           <w:color w:val="9C5DE1"/>
         </w:rPr>
         <w:t xml:space="preserve">David de Roode:</w:t>
@@ -6370,8 +6369,8 @@
       </w:r>
       <w:r>
         <w:rPr>
-          <w:b w:val="true"/>
-          <w:bCs w:val="true"/>
+          <w:b/>
+          <w:bCs/>
           <w:color w:val="583E31"/>
         </w:rPr>
         <w:t xml:space="preserve">John Schmitz:</w:t>
@@ -6395,8 +6394,8 @@
       </w:r>
       <w:r>
         <w:rPr>
-          <w:b w:val="true"/>
-          <w:bCs w:val="true"/>
+          <w:b/>
+          <w:bCs/>
           <w:color w:val="583E31"/>
         </w:rPr>
         <w:t xml:space="preserve">John Schmitz:</w:t>
@@ -6420,8 +6419,8 @@
       </w:r>
       <w:r>
         <w:rPr>
-          <w:b w:val="true"/>
-          <w:bCs w:val="true"/>
+          <w:b/>
+          <w:bCs/>
           <w:color w:val="9C5DE1"/>
         </w:rPr>
         <w:t xml:space="preserve">David de Roode:</w:t>
@@ -6454,8 +6453,8 @@
       </w:r>
       <w:r>
         <w:rPr>
-          <w:b w:val="true"/>
-          <w:bCs w:val="true"/>
+          <w:b/>
+          <w:bCs/>
           <w:color w:val="583E31"/>
         </w:rPr>
         <w:t xml:space="preserve">John Schmitz:</w:t>
@@ -6487,8 +6486,8 @@
       </w:r>
       <w:r>
         <w:rPr>
-          <w:b w:val="true"/>
-          <w:bCs w:val="true"/>
+          <w:b/>
+          <w:bCs/>
           <w:color w:val="9C5DE1"/>
         </w:rPr>
         <w:t xml:space="preserve">David de Roode:</w:t>
@@ -6512,8 +6511,8 @@
       </w:r>
       <w:r>
         <w:rPr>
-          <w:b w:val="true"/>
-          <w:bCs w:val="true"/>
+          <w:b/>
+          <w:bCs/>
           <w:color w:val="583E31"/>
         </w:rPr>
         <w:t xml:space="preserve">John Schmitz:</w:t>
@@ -6537,8 +6536,8 @@
       </w:r>
       <w:r>
         <w:rPr>
-          <w:b w:val="true"/>
-          <w:bCs w:val="true"/>
+          <w:b/>
+          <w:bCs/>
           <w:color w:val="583E31"/>
         </w:rPr>
         <w:t xml:space="preserve">John Schmitz:</w:t>
@@ -6562,8 +6561,8 @@
       </w:r>
       <w:r>
         <w:rPr>
-          <w:b w:val="true"/>
-          <w:bCs w:val="true"/>
+          <w:b/>
+          <w:bCs/>
           <w:color w:val="583E31"/>
         </w:rPr>
         <w:t xml:space="preserve">John Schmitz:</w:t>
@@ -6587,8 +6586,8 @@
       </w:r>
       <w:r>
         <w:rPr>
-          <w:b w:val="true"/>
-          <w:bCs w:val="true"/>
+          <w:b/>
+          <w:bCs/>
           <w:color w:val="583E31"/>
         </w:rPr>
         <w:t xml:space="preserve">John Schmitz:</w:t>
@@ -6621,8 +6620,8 @@
       </w:r>
       <w:r>
         <w:rPr>
-          <w:b w:val="true"/>
-          <w:bCs w:val="true"/>
+          <w:b/>
+          <w:bCs/>
           <w:color w:val="9C5DE1"/>
         </w:rPr>
         <w:t xml:space="preserve">David de Roode:</w:t>
@@ -6646,8 +6645,8 @@
       </w:r>
       <w:r>
         <w:rPr>
-          <w:b w:val="true"/>
-          <w:bCs w:val="true"/>
+          <w:b/>
+          <w:bCs/>
           <w:color w:val="583E31"/>
         </w:rPr>
         <w:t xml:space="preserve">John Schmitz:</w:t>
@@ -6671,8 +6670,8 @@
       </w:r>
       <w:r>
         <w:rPr>
-          <w:b w:val="true"/>
-          <w:bCs w:val="true"/>
+          <w:b/>
+          <w:bCs/>
           <w:color w:val="583E31"/>
         </w:rPr>
         <w:t xml:space="preserve">John Schmitz:</w:t>
@@ -6696,8 +6695,8 @@
       </w:r>
       <w:r>
         <w:rPr>
-          <w:b w:val="true"/>
-          <w:bCs w:val="true"/>
+          <w:b/>
+          <w:bCs/>
           <w:color w:val="583E31"/>
         </w:rPr>
         <w:t xml:space="preserve">John Schmitz:</w:t>
@@ -6730,8 +6729,8 @@
       </w:r>
       <w:r>
         <w:rPr>
-          <w:b w:val="true"/>
-          <w:bCs w:val="true"/>
+          <w:b/>
+          <w:bCs/>
           <w:color w:val="9C5DE1"/>
         </w:rPr>
         <w:t xml:space="preserve">David de Roode:</w:t>
@@ -6755,8 +6754,8 @@
       </w:r>
       <w:r>
         <w:rPr>
-          <w:b w:val="true"/>
-          <w:bCs w:val="true"/>
+          <w:b/>
+          <w:bCs/>
           <w:color w:val="583E31"/>
         </w:rPr>
         <w:t xml:space="preserve">John Schmitz:</w:t>
@@ -6780,8 +6779,8 @@
       </w:r>
       <w:r>
         <w:rPr>
-          <w:b w:val="true"/>
-          <w:bCs w:val="true"/>
+          <w:b/>
+          <w:bCs/>
           <w:color w:val="583E31"/>
         </w:rPr>
         <w:t xml:space="preserve">John Schmitz:</w:t>
@@ -6805,8 +6804,8 @@
       </w:r>
       <w:r>
         <w:rPr>
-          <w:b w:val="true"/>
-          <w:bCs w:val="true"/>
+          <w:b/>
+          <w:bCs/>
           <w:color w:val="489872"/>
         </w:rPr>
         <w:t xml:space="preserve">AI:</w:t>
@@ -6830,8 +6829,8 @@
       </w:r>
       <w:r>
         <w:rPr>
-          <w:b w:val="true"/>
-          <w:bCs w:val="true"/>
+          <w:b/>
+          <w:bCs/>
           <w:color w:val="583E31"/>
         </w:rPr>
         <w:t xml:space="preserve">John Schmitz:</w:t>
@@ -6855,8 +6854,8 @@
       </w:r>
       <w:r>
         <w:rPr>
-          <w:b w:val="true"/>
-          <w:bCs w:val="true"/>
+          <w:b/>
+          <w:bCs/>
           <w:color w:val="583E31"/>
         </w:rPr>
         <w:t xml:space="preserve">John Schmitz:</w:t>
@@ -6880,8 +6879,8 @@
       </w:r>
       <w:r>
         <w:rPr>
-          <w:b w:val="true"/>
-          <w:bCs w:val="true"/>
+          <w:b/>
+          <w:bCs/>
           <w:color w:val="583E31"/>
         </w:rPr>
         <w:t xml:space="preserve">John Schmitz:</w:t>
@@ -6914,8 +6913,8 @@
       </w:r>
       <w:r>
         <w:rPr>
-          <w:b w:val="true"/>
-          <w:bCs w:val="true"/>
+          <w:b/>
+          <w:bCs/>
           <w:color w:val="583E31"/>
         </w:rPr>
         <w:t xml:space="preserve">John Schmitz:</w:t>
@@ -6939,8 +6938,8 @@
       </w:r>
       <w:r>
         <w:rPr>
-          <w:b w:val="true"/>
-          <w:bCs w:val="true"/>
+          <w:b/>
+          <w:bCs/>
           <w:color w:val="583E31"/>
         </w:rPr>
         <w:t xml:space="preserve">John Schmitz:</w:t>
@@ -6973,8 +6972,8 @@
       </w:r>
       <w:r>
         <w:rPr>
-          <w:b w:val="true"/>
-          <w:bCs w:val="true"/>
+          <w:b/>
+          <w:bCs/>
           <w:color w:val="583E31"/>
         </w:rPr>
         <w:t xml:space="preserve">John Schmitz:</w:t>
@@ -6998,8 +6997,8 @@
       </w:r>
       <w:r>
         <w:rPr>
-          <w:b w:val="true"/>
-          <w:bCs w:val="true"/>
+          <w:b/>
+          <w:bCs/>
           <w:color w:val="DC7D3E"/>
         </w:rPr>
         <w:t xml:space="preserve">Victoria Beard Queen:</w:t>
@@ -7023,8 +7022,8 @@
       </w:r>
       <w:r>
         <w:rPr>
-          <w:b w:val="true"/>
-          <w:bCs w:val="true"/>
+          <w:b/>
+          <w:bCs/>
           <w:color w:val="583E31"/>
         </w:rPr>
         <w:t xml:space="preserve">John Schmitz:</w:t>
@@ -7057,8 +7056,8 @@
       </w:r>
       <w:r>
         <w:rPr>
-          <w:b w:val="true"/>
-          <w:bCs w:val="true"/>
+          <w:b/>
+          <w:bCs/>
           <w:color w:val="583E31"/>
         </w:rPr>
         <w:t xml:space="preserve">John Schmitz:</w:t>
@@ -7082,8 +7081,8 @@
       </w:r>
       <w:r>
         <w:rPr>
-          <w:b w:val="true"/>
-          <w:bCs w:val="true"/>
+          <w:b/>
+          <w:bCs/>
           <w:color w:val="DC7D3E"/>
         </w:rPr>
         <w:t xml:space="preserve">Victoria Beard Queen:</w:t>
@@ -7107,8 +7106,8 @@
       </w:r>
       <w:r>
         <w:rPr>
-          <w:b w:val="true"/>
-          <w:bCs w:val="true"/>
+          <w:b/>
+          <w:bCs/>
           <w:color w:val="9C5DE1"/>
         </w:rPr>
         <w:t xml:space="preserve">David de Roode:</w:t>
@@ -7132,8 +7131,8 @@
       </w:r>
       <w:r>
         <w:rPr>
-          <w:b w:val="true"/>
-          <w:bCs w:val="true"/>
+          <w:b/>
+          <w:bCs/>
           <w:color w:val="9C5DE1"/>
         </w:rPr>
         <w:t xml:space="preserve">David de Roode:</w:t>
@@ -7157,8 +7156,8 @@
       </w:r>
       <w:r>
         <w:rPr>
-          <w:b w:val="true"/>
-          <w:bCs w:val="true"/>
+          <w:b/>
+          <w:bCs/>
           <w:color w:val="583E31"/>
         </w:rPr>
         <w:t xml:space="preserve">John Schmitz:</w:t>
@@ -7182,8 +7181,8 @@
       </w:r>
       <w:r>
         <w:rPr>
-          <w:b w:val="true"/>
-          <w:bCs w:val="true"/>
+          <w:b/>
+          <w:bCs/>
           <w:color w:val="9C5DE1"/>
         </w:rPr>
         <w:t xml:space="preserve">David de Roode:</w:t>
@@ -7207,8 +7206,8 @@
       </w:r>
       <w:r>
         <w:rPr>
-          <w:b w:val="true"/>
-          <w:bCs w:val="true"/>
+          <w:b/>
+          <w:bCs/>
           <w:color w:val="583E31"/>
         </w:rPr>
         <w:t xml:space="preserve">John Schmitz:</w:t>
@@ -7241,8 +7240,8 @@
       </w:r>
       <w:r>
         <w:rPr>
-          <w:b w:val="true"/>
-          <w:bCs w:val="true"/>
+          <w:b/>
+          <w:bCs/>
           <w:color w:val="9C5DE1"/>
         </w:rPr>
         <w:t xml:space="preserve">David de Roode:</w:t>
@@ -7266,8 +7265,8 @@
       </w:r>
       <w:r>
         <w:rPr>
-          <w:b w:val="true"/>
-          <w:bCs w:val="true"/>
+          <w:b/>
+          <w:bCs/>
           <w:color w:val="583E31"/>
         </w:rPr>
         <w:t xml:space="preserve">John Schmitz:</w:t>
@@ -7291,8 +7290,8 @@
       </w:r>
       <w:r>
         <w:rPr>
-          <w:b w:val="true"/>
-          <w:bCs w:val="true"/>
+          <w:b/>
+          <w:bCs/>
           <w:color w:val="583E31"/>
         </w:rPr>
         <w:t xml:space="preserve">John Schmitz:</w:t>
@@ -7316,8 +7315,8 @@
       </w:r>
       <w:r>
         <w:rPr>
-          <w:b w:val="true"/>
-          <w:bCs w:val="true"/>
+          <w:b/>
+          <w:bCs/>
           <w:color w:val="583E31"/>
         </w:rPr>
         <w:t xml:space="preserve">John Schmitz:</w:t>
@@ -7350,8 +7349,8 @@
       </w:r>
       <w:r>
         <w:rPr>
-          <w:b w:val="true"/>
-          <w:bCs w:val="true"/>
+          <w:b/>
+          <w:bCs/>
           <w:color w:val="583E31"/>
         </w:rPr>
         <w:t xml:space="preserve">John Schmitz:</w:t>
@@ -7375,8 +7374,8 @@
       </w:r>
       <w:r>
         <w:rPr>
-          <w:b w:val="true"/>
-          <w:bCs w:val="true"/>
+          <w:b/>
+          <w:bCs/>
           <w:color w:val="583E31"/>
         </w:rPr>
         <w:t xml:space="preserve">John Schmitz:</w:t>
@@ -7409,8 +7408,8 @@
       </w:r>
       <w:r>
         <w:rPr>
-          <w:b w:val="true"/>
-          <w:bCs w:val="true"/>
+          <w:b/>
+          <w:bCs/>
           <w:color w:val="9C5DE1"/>
         </w:rPr>
         <w:t xml:space="preserve">David de Roode:</w:t>
@@ -7434,8 +7433,8 @@
       </w:r>
       <w:r>
         <w:rPr>
-          <w:b w:val="true"/>
-          <w:bCs w:val="true"/>
+          <w:b/>
+          <w:bCs/>
           <w:color w:val="583E31"/>
         </w:rPr>
         <w:t xml:space="preserve">John Schmitz:</w:t>
@@ -7459,8 +7458,8 @@
       </w:r>
       <w:r>
         <w:rPr>
-          <w:b w:val="true"/>
-          <w:bCs w:val="true"/>
+          <w:b/>
+          <w:bCs/>
           <w:color w:val="583E31"/>
         </w:rPr>
         <w:t xml:space="preserve">John Schmitz:</w:t>
@@ -7484,8 +7483,8 @@
       </w:r>
       <w:r>
         <w:rPr>
-          <w:b w:val="true"/>
-          <w:bCs w:val="true"/>
+          <w:b/>
+          <w:bCs/>
           <w:color w:val="583E31"/>
         </w:rPr>
         <w:t xml:space="preserve">John Schmitz:</w:t>
@@ -7518,8 +7517,8 @@
       </w:r>
       <w:r>
         <w:rPr>
-          <w:b w:val="true"/>
-          <w:bCs w:val="true"/>
+          <w:b/>
+          <w:bCs/>
           <w:color w:val="DC7D3E"/>
         </w:rPr>
         <w:t xml:space="preserve">Victoria Beard Queen:</w:t>
@@ -7543,8 +7542,8 @@
       </w:r>
       <w:r>
         <w:rPr>
-          <w:b w:val="true"/>
-          <w:bCs w:val="true"/>
+          <w:b/>
+          <w:bCs/>
           <w:color w:val="DC7D3E"/>
         </w:rPr>
         <w:t xml:space="preserve">Victoria Beard Queen:</w:t>
@@ -7568,8 +7567,8 @@
       </w:r>
       <w:r>
         <w:rPr>
-          <w:b w:val="true"/>
-          <w:bCs w:val="true"/>
+          <w:b/>
+          <w:bCs/>
           <w:color w:val="9C5DE1"/>
         </w:rPr>
         <w:t xml:space="preserve">David de Roode:</w:t>
@@ -7593,8 +7592,8 @@
       </w:r>
       <w:r>
         <w:rPr>
-          <w:b w:val="true"/>
-          <w:bCs w:val="true"/>
+          <w:b/>
+          <w:bCs/>
           <w:color w:val="DC7D3E"/>
         </w:rPr>
         <w:t xml:space="preserve">Victoria Beard Queen:</w:t>
@@ -7618,8 +7617,8 @@
       </w:r>
       <w:r>
         <w:rPr>
-          <w:b w:val="true"/>
-          <w:bCs w:val="true"/>
+          <w:b/>
+          <w:bCs/>
           <w:color w:val="583E31"/>
         </w:rPr>
         <w:t xml:space="preserve">John Schmitz:</w:t>
@@ -7643,8 +7642,8 @@
       </w:r>
       <w:r>
         <w:rPr>
-          <w:b w:val="true"/>
-          <w:bCs w:val="true"/>
+          <w:b/>
+          <w:bCs/>
           <w:color w:val="DC7D3E"/>
         </w:rPr>
         <w:t xml:space="preserve">Victoria Beard Queen:</w:t>
@@ -7668,8 +7667,8 @@
       </w:r>
       <w:r>
         <w:rPr>
-          <w:b w:val="true"/>
-          <w:bCs w:val="true"/>
+          <w:b/>
+          <w:bCs/>
           <w:color w:val="DC7D3E"/>
         </w:rPr>
         <w:t xml:space="preserve">Victoria Beard Queen:</w:t>
@@ -7693,8 +7692,8 @@
       </w:r>
       <w:r>
         <w:rPr>
-          <w:b w:val="true"/>
-          <w:bCs w:val="true"/>
+          <w:b/>
+          <w:bCs/>
           <w:color w:val="583E31"/>
         </w:rPr>
         <w:t xml:space="preserve">John Schmitz:</w:t>
@@ -7718,8 +7717,8 @@
       </w:r>
       <w:r>
         <w:rPr>
-          <w:b w:val="true"/>
-          <w:bCs w:val="true"/>
+          <w:b/>
+          <w:bCs/>
           <w:color w:val="9C5DE1"/>
         </w:rPr>
         <w:t xml:space="preserve">David de Roode:</w:t>
@@ -7743,8 +7742,8 @@
       </w:r>
       <w:r>
         <w:rPr>
-          <w:b w:val="true"/>
-          <w:bCs w:val="true"/>
+          <w:b/>
+          <w:bCs/>
           <w:color w:val="9C5DE1"/>
         </w:rPr>
         <w:t xml:space="preserve">David de Roode:</w:t>
@@ -7768,8 +7767,8 @@
       </w:r>
       <w:r>
         <w:rPr>
-          <w:b w:val="true"/>
-          <w:bCs w:val="true"/>
+          <w:b/>
+          <w:bCs/>
           <w:color w:val="DC7D3E"/>
         </w:rPr>
         <w:t xml:space="preserve">Victoria Beard Queen:</w:t>
@@ -7793,8 +7792,8 @@
       </w:r>
       <w:r>
         <w:rPr>
-          <w:b w:val="true"/>
-          <w:bCs w:val="true"/>
+          <w:b/>
+          <w:bCs/>
           <w:color w:val="9C5DE1"/>
         </w:rPr>
         <w:t xml:space="preserve">David de Roode:</w:t>
@@ -7827,8 +7826,8 @@
       </w:r>
       <w:r>
         <w:rPr>
-          <w:b w:val="true"/>
-          <w:bCs w:val="true"/>
+          <w:b/>
+          <w:bCs/>
           <w:color w:val="583E31"/>
         </w:rPr>
         <w:t xml:space="preserve">John Schmitz:</w:t>
@@ -7852,8 +7851,8 @@
       </w:r>
       <w:r>
         <w:rPr>
-          <w:b w:val="true"/>
-          <w:bCs w:val="true"/>
+          <w:b/>
+          <w:bCs/>
           <w:color w:val="9C5DE1"/>
         </w:rPr>
         <w:t xml:space="preserve">David de Roode:</w:t>
@@ -7877,8 +7876,8 @@
       </w:r>
       <w:r>
         <w:rPr>
-          <w:b w:val="true"/>
-          <w:bCs w:val="true"/>
+          <w:b/>
+          <w:bCs/>
           <w:color w:val="9C5DE1"/>
         </w:rPr>
         <w:t xml:space="preserve">David de Roode:</w:t>
@@ -7902,8 +7901,8 @@
       </w:r>
       <w:r>
         <w:rPr>
-          <w:b w:val="true"/>
-          <w:bCs w:val="true"/>
+          <w:b/>
+          <w:bCs/>
           <w:color w:val="DC7D3E"/>
         </w:rPr>
         <w:t xml:space="preserve">Victoria Beard Queen:</w:t>
@@ -7914,13 +7913,53 @@
     </w:p>
     <w:sectPr>
       <w:pgSz w:w="11906" w:h="16838" w:orient="portrait"/>
-      <w:pgMar w:top="1440" w:right="1440" w:bottom="1440" w:left="1440" w:header="708" w:footer="708" w:gutter="0" w:mirrorMargins="false"/>
-      <w:cols w:space="708" w:num="1" w:sep="false"/>
+      <w:pgMar w:top="1440" w:right="1440" w:bottom="1440" w:left="1440" w:header="708" w:footer="708" w:gutter="0"/>
+      <w:pgNumType/>
       <w:docGrid w:linePitch="360"/>
-      <w:pgNumType/>
     </w:sectPr>
   </w:body>
 </w:document>
+</file>
+
+<file path=word/comments.xml><?xml version="1.0" encoding="utf-8"?>
+<w:comments xmlns:cx="http://schemas.microsoft.com/office/drawing/2014/chartex" xmlns:cx1="http://schemas.microsoft.com/office/drawing/2015/9/8/chartex" xmlns:cx2="http://schemas.microsoft.com/office/drawing/2015/10/21/chartex" xmlns:cx3="http://schemas.microsoft.com/office/drawing/2016/5/9/chartex" xmlns:cx4="http://schemas.microsoft.com/office/drawing/2016/5/10/chartex" xmlns:cx5="http://schemas.microsoft.com/office/drawing/2016/5/11/chartex" xmlns:cx6="http://schemas.microsoft.com/office/drawing/2016/5/12/chartex" xmlns:cx7="http://schemas.microsoft.com/office/drawing/2016/5/13/chartex" xmlns:cx8="http://schemas.microsoft.com/office/drawing/2016/5/14/chartex" xmlns:mc="http://schemas.openxmlformats.org/markup-compatibility/2006" xmlns:aink="http://schemas.microsoft.com/office/drawing/2016/ink" xmlns:am3d="http://schemas.microsoft.com/office/drawing/2017/model3d" xmlns:o="urn:schemas-microsoft-com:office:office" xmlns:r="http://schemas.openxmlformats.org/officeDocument/2006/relationships" xmlns:m="http://schemas.openxmlformats.org/officeDocument/2006/math" xmlns:v="urn:schemas-microsoft-com:vml" xmlns:wp14="http://schemas.microsoft.com/office/word/2010/wordprocessingDrawing" xmlns:wp="http://schemas.openxmlformats.org/drawingml/2006/wordprocessingDrawing" xmlns:w10="urn:schemas-microsoft-com:office:word" xmlns:w="http://schemas.openxmlformats.org/wordprocessingml/2006/main" xmlns:w14="http://schemas.microsoft.com/office/word/2010/wordml" xmlns:w15="http://schemas.microsoft.com/office/word/2012/wordml" xmlns:w16cex="http://schemas.microsoft.com/office/word/2018/wordml/cex" xmlns:w16cid="http://schemas.microsoft.com/office/word/2016/wordml/cid" xmlns:w16="http://schemas.microsoft.com/office/word/2018/wordml" xmlns:w16sdtdh="http://schemas.microsoft.com/office/word/2020/wordml/sdtdatahash" xmlns:w16se="http://schemas.microsoft.com/office/word/2015/wordml/symex" xmlns:wpg="http://schemas.microsoft.com/office/word/2010/wordprocessingGroup" xmlns:wpi="http://schemas.microsoft.com/office/word/2010/wordprocessingInk" xmlns:wne="http://schemas.microsoft.com/office/word/2006/wordml" xmlns:wps="http://schemas.microsoft.com/office/word/2010/wordprocessingShape"/>
+</file>
+
+<file path=word/endnotes.xml><?xml version="1.0" encoding="utf-8"?>
+<w:endnotes xmlns:wpc="http://schemas.microsoft.com/office/word/2010/wordprocessingCanvas" xmlns:mc="http://schemas.openxmlformats.org/markup-compatibility/2006" xmlns:o="urn:schemas-microsoft-com:office:office" xmlns:r="http://schemas.openxmlformats.org/officeDocument/2006/relationships" xmlns:m="http://schemas.openxmlformats.org/officeDocument/2006/math" xmlns:v="urn:schemas-microsoft-com:vml" xmlns:wp14="http://schemas.microsoft.com/office/word/2010/wordprocessingDrawing" xmlns:wp="http://schemas.openxmlformats.org/drawingml/2006/wordprocessingDrawing" xmlns:w10="urn:schemas-microsoft-com:office:word" xmlns:w="http://schemas.openxmlformats.org/wordprocessingml/2006/main" xmlns:w14="http://schemas.microsoft.com/office/word/2010/wordml" xmlns:w15="http://schemas.microsoft.com/office/word/2012/wordml" xmlns:wpg="http://schemas.microsoft.com/office/word/2010/wordprocessingGroup" xmlns:wpi="http://schemas.microsoft.com/office/word/2010/wordprocessingInk" xmlns:wne="http://schemas.microsoft.com/office/word/2006/wordml" xmlns:wps="http://schemas.microsoft.com/office/word/2010/wordprocessingShape" mc:Ignorable="w14 w15 wp14">
+  <w:endnote w:type="separator" w:id="-1">
+    <w:p>
+      <w:pPr>
+        <w:spacing w:after="0" w:line="240" w:lineRule="auto"/>
+      </w:pPr>
+      <w:r>
+        <w:rPr>
+          <w:rStyle w:val="EndnoteReference"/>
+        </w:rPr>
+        <w:endnoteRef/>
+      </w:r>
+      <w:r>
+        <w:separator/>
+      </w:r>
+    </w:p>
+  </w:endnote>
+  <w:endnote w:type="continuationSeparator" w:id="0">
+    <w:p>
+      <w:pPr>
+        <w:spacing w:after="0" w:line="240" w:lineRule="auto"/>
+      </w:pPr>
+      <w:r>
+        <w:rPr>
+          <w:rStyle w:val="EndnoteReference"/>
+        </w:rPr>
+        <w:endnoteRef/>
+      </w:r>
+      <w:r>
+        <w:continuationSeparator/>
+      </w:r>
+    </w:p>
+  </w:endnote>
+</w:endnotes>
 </file>
 
 <file path=word/footnotes.xml><?xml version="1.0" encoding="utf-8"?>
@@ -7962,92 +8001,92 @@
 
 <file path=word/numbering.xml><?xml version="1.0" encoding="utf-8"?>
 <w:numbering xmlns:wpc="http://schemas.microsoft.com/office/word/2010/wordprocessingCanvas" xmlns:mc="http://schemas.openxmlformats.org/markup-compatibility/2006" xmlns:o="urn:schemas-microsoft-com:office:office" xmlns:r="http://schemas.openxmlformats.org/officeDocument/2006/relationships" xmlns:m="http://schemas.openxmlformats.org/officeDocument/2006/math" xmlns:v="urn:schemas-microsoft-com:vml" xmlns:wp14="http://schemas.microsoft.com/office/word/2010/wordprocessingDrawing" xmlns:wp="http://schemas.openxmlformats.org/drawingml/2006/wordprocessingDrawing" xmlns:w10="urn:schemas-microsoft-com:office:word" xmlns:w="http://schemas.openxmlformats.org/wordprocessingml/2006/main" xmlns:w14="http://schemas.microsoft.com/office/word/2010/wordml" xmlns:w15="http://schemas.microsoft.com/office/word/2012/wordml" xmlns:wpg="http://schemas.microsoft.com/office/word/2010/wordprocessingGroup" xmlns:wpi="http://schemas.microsoft.com/office/word/2010/wordprocessingInk" xmlns:wne="http://schemas.microsoft.com/office/word/2006/wordml" xmlns:wps="http://schemas.microsoft.com/office/word/2010/wordprocessingShape" mc:Ignorable="w14 w15 wp14">
-  <w:abstractNum w:abstractNumId="5" w15:restartNumberingAfterBreak="0">
+  <w:abstractNum w:abstractNumId="1" w15:restartNumberingAfterBreak="0">
     <w:multiLevelType w:val="hybridMultilevel"/>
     <w:lvl w:ilvl="0" w15:tentative="1">
       <w:start w:val="1"/>
-      <w:lvlJc w:val="left"/>
       <w:numFmt w:val="bullet"/>
       <w:lvlText w:val="●"/>
+      <w:lvlJc w:val="left"/>
       <w:pPr>
         <w:ind w:left="720" w:hanging="360"/>
       </w:pPr>
     </w:lvl>
     <w:lvl w:ilvl="1" w15:tentative="1">
       <w:start w:val="1"/>
-      <w:lvlJc w:val="left"/>
       <w:numFmt w:val="bullet"/>
       <w:lvlText w:val="○"/>
+      <w:lvlJc w:val="left"/>
       <w:pPr>
         <w:ind w:left="1440" w:hanging="360"/>
       </w:pPr>
     </w:lvl>
     <w:lvl w:ilvl="2" w15:tentative="1">
       <w:start w:val="1"/>
-      <w:lvlJc w:val="left"/>
       <w:numFmt w:val="bullet"/>
       <w:lvlText w:val="■"/>
+      <w:lvlJc w:val="left"/>
       <w:pPr>
         <w:ind w:left="2160" w:hanging="360"/>
       </w:pPr>
     </w:lvl>
     <w:lvl w:ilvl="3" w15:tentative="1">
       <w:start w:val="1"/>
-      <w:lvlJc w:val="left"/>
       <w:numFmt w:val="bullet"/>
       <w:lvlText w:val="●"/>
+      <w:lvlJc w:val="left"/>
       <w:pPr>
         <w:ind w:left="2880" w:hanging="360"/>
       </w:pPr>
     </w:lvl>
     <w:lvl w:ilvl="4" w15:tentative="1">
       <w:start w:val="1"/>
-      <w:lvlJc w:val="left"/>
       <w:numFmt w:val="bullet"/>
       <w:lvlText w:val="○"/>
+      <w:lvlJc w:val="left"/>
       <w:pPr>
         <w:ind w:left="3600" w:hanging="360"/>
       </w:pPr>
     </w:lvl>
     <w:lvl w:ilvl="5" w15:tentative="1">
       <w:start w:val="1"/>
-      <w:lvlJc w:val="left"/>
       <w:numFmt w:val="bullet"/>
       <w:lvlText w:val="■"/>
+      <w:lvlJc w:val="left"/>
       <w:pPr>
         <w:ind w:left="4320" w:hanging="360"/>
       </w:pPr>
     </w:lvl>
     <w:lvl w:ilvl="6" w15:tentative="1">
       <w:start w:val="1"/>
-      <w:lvlJc w:val="left"/>
       <w:numFmt w:val="bullet"/>
       <w:lvlText w:val="●"/>
+      <w:lvlJc w:val="left"/>
       <w:pPr>
         <w:ind w:left="5040" w:hanging="360"/>
       </w:pPr>
     </w:lvl>
     <w:lvl w:ilvl="7" w15:tentative="1">
       <w:start w:val="1"/>
-      <w:lvlJc w:val="left"/>
       <w:numFmt w:val="bullet"/>
       <w:lvlText w:val="●"/>
+      <w:lvlJc w:val="left"/>
       <w:pPr>
         <w:ind w:left="5760" w:hanging="360"/>
       </w:pPr>
     </w:lvl>
     <w:lvl w:ilvl="8" w15:tentative="1">
       <w:start w:val="1"/>
-      <w:lvlJc w:val="left"/>
       <w:numFmt w:val="bullet"/>
       <w:lvlText w:val="●"/>
+      <w:lvlJc w:val="left"/>
       <w:pPr>
         <w:ind w:left="6480" w:hanging="360"/>
       </w:pPr>
     </w:lvl>
   </w:abstractNum>
-  <w:num w:numId="0">
-    <w:abstractNumId w:val="5"/>
+  <w:num w:numId="1">
+    <w:abstractNumId w:val="1"/>
     <w:lvlOverride w:ilvl="0">
       <w:startOverride w:val="1"/>
     </w:lvlOverride>
@@ -8063,94 +8102,94 @@
   </w:docDefaults>
   <w:style w:type="paragraph" w:styleId="Title">
     <w:name w:val="Title"/>
+    <w:basedOn w:val="Normal"/>
+    <w:next w:val="Normal"/>
+    <w:qFormat/>
     <w:pPr>
       <w:spacing w:after="260"/>
     </w:pPr>
     <w:rPr>
-      <w:b w:val="true"/>
-      <w:bCs w:val="true"/>
+      <w:b/>
+      <w:bCs/>
       <w:sz w:val="56"/>
       <w:szCs w:val="56"/>
     </w:rPr>
+  </w:style>
+  <w:style w:type="paragraph" w:styleId="Heading1">
+    <w:name w:val="Heading 1"/>
     <w:basedOn w:val="Normal"/>
     <w:next w:val="Normal"/>
     <w:qFormat/>
-  </w:style>
-  <w:style w:type="paragraph" w:styleId="Heading1">
-    <w:name w:val="Heading 1"/>
     <w:pPr>
-      <w:spacing w:before="120" w:after="260"/>
+      <w:spacing w:after="260" w:before="120"/>
     </w:pPr>
     <w:rPr>
-      <w:b w:val="true"/>
-      <w:bCs w:val="true"/>
+      <w:b/>
+      <w:bCs/>
       <w:sz w:val="48"/>
       <w:szCs w:val="48"/>
     </w:rPr>
+  </w:style>
+  <w:style w:type="paragraph" w:styleId="Heading2">
+    <w:name w:val="Heading 2"/>
     <w:basedOn w:val="Normal"/>
     <w:next w:val="Normal"/>
     <w:qFormat/>
-  </w:style>
-  <w:style w:type="paragraph" w:styleId="Heading2">
-    <w:name w:val="Heading 2"/>
     <w:rPr>
       <w:color w:val="2E74B5"/>
       <w:sz w:val="26"/>
       <w:szCs w:val="26"/>
     </w:rPr>
+  </w:style>
+  <w:style w:type="paragraph" w:styleId="Heading3">
+    <w:name w:val="Heading 3"/>
     <w:basedOn w:val="Normal"/>
     <w:next w:val="Normal"/>
     <w:qFormat/>
-  </w:style>
-  <w:style w:type="paragraph" w:styleId="Heading3">
-    <w:name w:val="Heading 3"/>
     <w:rPr>
       <w:color w:val="1F4D78"/>
       <w:sz w:val="24"/>
       <w:szCs w:val="24"/>
     </w:rPr>
+  </w:style>
+  <w:style w:type="paragraph" w:styleId="Heading4">
+    <w:name w:val="Heading 4"/>
     <w:basedOn w:val="Normal"/>
     <w:next w:val="Normal"/>
     <w:qFormat/>
-  </w:style>
-  <w:style w:type="paragraph" w:styleId="Heading4">
-    <w:name w:val="Heading 4"/>
     <w:rPr>
-      <w:i w:val="true"/>
-      <w:iCs w:val="true"/>
+      <w:i/>
+      <w:iCs/>
       <w:color w:val="2E74B5"/>
     </w:rPr>
+  </w:style>
+  <w:style w:type="paragraph" w:styleId="Heading5">
+    <w:name w:val="Heading 5"/>
     <w:basedOn w:val="Normal"/>
     <w:next w:val="Normal"/>
     <w:qFormat/>
-  </w:style>
-  <w:style w:type="paragraph" w:styleId="Heading5">
-    <w:name w:val="Heading 5"/>
     <w:rPr>
       <w:color w:val="2E74B5"/>
     </w:rPr>
+  </w:style>
+  <w:style w:type="paragraph" w:styleId="Heading6">
+    <w:name w:val="Heading 6"/>
     <w:basedOn w:val="Normal"/>
     <w:next w:val="Normal"/>
     <w:qFormat/>
-  </w:style>
-  <w:style w:type="paragraph" w:styleId="Heading6">
-    <w:name w:val="Heading 6"/>
     <w:rPr>
       <w:color w:val="1F4D78"/>
     </w:rPr>
+  </w:style>
+  <w:style w:type="paragraph" w:styleId="Strong">
+    <w:name w:val="Strong"/>
     <w:basedOn w:val="Normal"/>
     <w:next w:val="Normal"/>
     <w:qFormat/>
-  </w:style>
-  <w:style w:type="paragraph" w:styleId="Strong">
-    <w:name w:val="Strong"/>
     <w:rPr>
-      <w:b w:val="true"/>
-      <w:bCs w:val="true"/>
+      <w:b/>
+      <w:bCs/>
     </w:rPr>
-    <w:basedOn w:val="Normal"/>
-    <w:next w:val="Normal"/>
-    <w:qFormat/>
   </w:style>
   <w:style w:type="paragraph" w:styleId="ListParagraph">
     <w:name w:val="List Paragraph"/>
@@ -8159,26 +8198,31 @@
   </w:style>
   <w:style w:type="character" w:styleId="Hyperlink">
     <w:name w:val="Hyperlink"/>
-    <w:rPr>
-      <w:u w:val="single"/>
-      <w:color w:val="0563C1"/>
-    </w:rPr>
+    <w:basedOn w:val="DefaultParagraphFont"/>
     <w:uiPriority w:val="99"/>
     <w:unhideWhenUsed/>
-    <w:basedOn w:val="DefaultParagraphFont"/>
+    <w:rPr>
+      <w:color w:val="0563C1"/>
+      <w:u w:val="single"/>
+    </w:rPr>
   </w:style>
   <w:style w:type="character" w:styleId="FootnoteReference">
     <w:name w:val="footnote reference"/>
+    <w:basedOn w:val="DefaultParagraphFont"/>
+    <w:uiPriority w:val="99"/>
+    <w:semiHidden/>
+    <w:unhideWhenUsed/>
     <w:rPr>
       <w:vertAlign w:val="superscript"/>
     </w:rPr>
-    <w:uiPriority w:val="99"/>
-    <w:unhideWhenUsed/>
-    <w:basedOn w:val="DefaultParagraphFont"/>
-    <w:semiHidden/>
   </w:style>
   <w:style w:type="paragraph" w:styleId="FootnoteText">
     <w:name w:val="footnote text"/>
+    <w:basedOn w:val="Normal"/>
+    <w:link w:val="FootnoteTextChar"/>
+    <w:uiPriority w:val="99"/>
+    <w:semiHidden/>
+    <w:unhideWhenUsed/>
     <w:pPr>
       <w:spacing w:after="0" w:line="240" w:lineRule="auto"/>
     </w:pPr>
@@ -8186,23 +8230,55 @@
       <w:sz w:val="20"/>
       <w:szCs w:val="20"/>
     </w:rPr>
-    <w:basedOn w:val="Normal"/>
-    <w:link w:val="FootnoteTextChar"/>
-    <w:semiHidden/>
-    <w:uiPriority w:val="99"/>
-    <w:unhideWhenUsed/>
   </w:style>
   <w:style w:type="character" w:styleId="FootnoteTextChar">
     <w:name w:val="Footnote Text Char"/>
+    <w:basedOn w:val="DefaultParagraphFont"/>
+    <w:link w:val="FootnoteText"/>
+    <w:uiPriority w:val="99"/>
+    <w:semiHidden/>
+    <w:unhideWhenUsed/>
     <w:rPr>
       <w:sz w:val="20"/>
       <w:szCs w:val="20"/>
     </w:rPr>
+  </w:style>
+  <w:style w:type="character" w:styleId="EndnoteReference">
+    <w:name w:val="endnote reference"/>
+    <w:basedOn w:val="DefaultParagraphFont"/>
     <w:uiPriority w:val="99"/>
+    <w:semiHidden/>
     <w:unhideWhenUsed/>
+    <w:rPr>
+      <w:vertAlign w:val="superscript"/>
+    </w:rPr>
+  </w:style>
+  <w:style w:type="paragraph" w:styleId="EndnoteText">
+    <w:name w:val="endnote text"/>
+    <w:basedOn w:val="Normal"/>
+    <w:link w:val="EndnoteTextChar"/>
+    <w:uiPriority w:val="99"/>
+    <w:semiHidden/>
+    <w:unhideWhenUsed/>
+    <w:pPr>
+      <w:spacing w:after="0" w:line="240" w:lineRule="auto"/>
+    </w:pPr>
+    <w:rPr>
+      <w:sz w:val="20"/>
+      <w:szCs w:val="20"/>
+    </w:rPr>
+  </w:style>
+  <w:style w:type="character" w:styleId="EndnoteTextChar">
+    <w:name w:val="Endnote Text Char"/>
     <w:basedOn w:val="DefaultParagraphFont"/>
-    <w:link w:val="FootnoteText"/>
+    <w:link w:val="EndnoteText"/>
+    <w:uiPriority w:val="99"/>
     <w:semiHidden/>
+    <w:unhideWhenUsed/>
+    <w:rPr>
+      <w:sz w:val="20"/>
+      <w:szCs w:val="20"/>
+    </w:rPr>
   </w:style>
   <w:style w:type="paragraph" w:styleId="script">
     <w:name w:val="Script"/>
@@ -8215,278 +8291,4 @@
     </w:rPr>
   </w:style>
 </w:styles>
-</file>
-
-<file path=customXml/item1.xml><?xml version="1.0" encoding="utf-8"?>
-<ct:contentTypeSchema xmlns:ct="http://schemas.microsoft.com/office/2006/metadata/contentType" xmlns:ma="http://schemas.microsoft.com/office/2006/metadata/properties/metaAttributes" ct:_="" ma:_="" ma:contentTypeName="Document" ma:contentTypeID="0x0101009FA1A6C12D5787448B6C6587D08F2965" ma:contentTypeVersion="16" ma:contentTypeDescription="Create a new document." ma:contentTypeScope="" ma:versionID="f761e0c469cfbaff44f5778f0037afbe">
-  <xsd:schema xmlns:xsd="http://www.w3.org/2001/XMLSchema" xmlns:xs="http://www.w3.org/2001/XMLSchema" xmlns:p="http://schemas.microsoft.com/office/2006/metadata/properties" xmlns:ns2="3352e729-ef3a-4ad2-a915-07867a2cbda9" xmlns:ns3="afa60c69-e8fd-4ab1-8c56-0fe28cc4c33c" targetNamespace="http://schemas.microsoft.com/office/2006/metadata/properties" ma:root="true" ma:fieldsID="4112f99f01cfafd8b48e38df3bf566de" ns2:_="" ns3:_="">
-    <xsd:import namespace="3352e729-ef3a-4ad2-a915-07867a2cbda9"/>
-    <xsd:import namespace="afa60c69-e8fd-4ab1-8c56-0fe28cc4c33c"/>
-    <xsd:element name="properties">
-      <xsd:complexType>
-        <xsd:sequence>
-          <xsd:element name="documentManagement">
-            <xsd:complexType>
-              <xsd:all>
-                <xsd:element ref="ns2:SharedWithUsers" minOccurs="0"/>
-                <xsd:element ref="ns2:SharedWithDetails" minOccurs="0"/>
-                <xsd:element ref="ns3:MediaServiceMetadata" minOccurs="0"/>
-                <xsd:element ref="ns3:MediaServiceFastMetadata" minOccurs="0"/>
-                <xsd:element ref="ns3:lcf76f155ced4ddcb4097134ff3c332f" minOccurs="0"/>
-                <xsd:element ref="ns2:TaxCatchAll" minOccurs="0"/>
-                <xsd:element ref="ns3:MediaServiceGenerationTime" minOccurs="0"/>
-                <xsd:element ref="ns3:MediaServiceEventHashCode" minOccurs="0"/>
-                <xsd:element ref="ns3:MediaServiceOCR" minOccurs="0"/>
-                <xsd:element ref="ns3:MediaServiceDateTaken" minOccurs="0"/>
-                <xsd:element ref="ns3:MediaLengthInSeconds" minOccurs="0"/>
-                <xsd:element ref="ns3:MediaServiceObjectDetectorVersions" minOccurs="0"/>
-                <xsd:element ref="ns3:MediaServiceLocation" minOccurs="0"/>
-                <xsd:element ref="ns3:Ready" minOccurs="0"/>
-                <xsd:element ref="ns3:MediaServiceSearchProperties" minOccurs="0"/>
-              </xsd:all>
-            </xsd:complexType>
-          </xsd:element>
-        </xsd:sequence>
-      </xsd:complexType>
-    </xsd:element>
-  </xsd:schema>
-  <xsd:schema xmlns:xsd="http://www.w3.org/2001/XMLSchema" xmlns:xs="http://www.w3.org/2001/XMLSchema" xmlns:dms="http://schemas.microsoft.com/office/2006/documentManagement/types" xmlns:pc="http://schemas.microsoft.com/office/infopath/2007/PartnerControls" targetNamespace="3352e729-ef3a-4ad2-a915-07867a2cbda9" elementFormDefault="qualified">
-    <xsd:import namespace="http://schemas.microsoft.com/office/2006/documentManagement/types"/>
-    <xsd:import namespace="http://schemas.microsoft.com/office/infopath/2007/PartnerControls"/>
-    <xsd:element name="SharedWithUsers" ma:index="8" nillable="true" ma:displayName="Shared With" ma:internalName="SharedWithUsers" ma:readOnly="true">
-      <xsd:complexType>
-        <xsd:complexContent>
-          <xsd:extension base="dms:UserMulti">
-            <xsd:sequence>
-              <xsd:element name="UserInfo" minOccurs="0" maxOccurs="unbounded">
-                <xsd:complexType>
-                  <xsd:sequence>
-                    <xsd:element name="DisplayName" type="xsd:string" minOccurs="0"/>
-                    <xsd:element name="AccountId" type="dms:UserId" minOccurs="0" nillable="true"/>
-                    <xsd:element name="AccountType" type="xsd:string" minOccurs="0"/>
-                  </xsd:sequence>
-                </xsd:complexType>
-              </xsd:element>
-            </xsd:sequence>
-          </xsd:extension>
-        </xsd:complexContent>
-      </xsd:complexType>
-    </xsd:element>
-    <xsd:element name="SharedWithDetails" ma:index="9" nillable="true" ma:displayName="Shared With Details" ma:internalName="SharedWithDetails" ma:readOnly="true">
-      <xsd:simpleType>
-        <xsd:restriction base="dms:Note">
-          <xsd:maxLength value="255"/>
-        </xsd:restriction>
-      </xsd:simpleType>
-    </xsd:element>
-    <xsd:element name="TaxCatchAll" ma:index="14" nillable="true" ma:displayName="Taxonomy Catch All Column" ma:hidden="true" ma:list="{de49db0c-00f2-4bfe-9211-f25992e9014c}" ma:internalName="TaxCatchAll" ma:showField="CatchAllData" ma:web="3352e729-ef3a-4ad2-a915-07867a2cbda9">
-      <xsd:complexType>
-        <xsd:complexContent>
-          <xsd:extension base="dms:MultiChoiceLookup">
-            <xsd:sequence>
-              <xsd:element name="Value" type="dms:Lookup" maxOccurs="unbounded" minOccurs="0" nillable="true"/>
-            </xsd:sequence>
-          </xsd:extension>
-        </xsd:complexContent>
-      </xsd:complexType>
-    </xsd:element>
-  </xsd:schema>
-  <xsd:schema xmlns:xsd="http://www.w3.org/2001/XMLSchema" xmlns:xs="http://www.w3.org/2001/XMLSchema" xmlns:dms="http://schemas.microsoft.com/office/2006/documentManagement/types" xmlns:pc="http://schemas.microsoft.com/office/infopath/2007/PartnerControls" targetNamespace="afa60c69-e8fd-4ab1-8c56-0fe28cc4c33c" elementFormDefault="qualified">
-    <xsd:import namespace="http://schemas.microsoft.com/office/2006/documentManagement/types"/>
-    <xsd:import namespace="http://schemas.microsoft.com/office/infopath/2007/PartnerControls"/>
-    <xsd:element name="MediaServiceMetadata" ma:index="10" nillable="true" ma:displayName="MediaServiceMetadata" ma:hidden="true" ma:internalName="MediaServiceMetadata" ma:readOnly="true">
-      <xsd:simpleType>
-        <xsd:restriction base="dms:Note"/>
-      </xsd:simpleType>
-    </xsd:element>
-    <xsd:element name="MediaServiceFastMetadata" ma:index="11" nillable="true" ma:displayName="MediaServiceFastMetadata" ma:hidden="true" ma:internalName="MediaServiceFastMetadata" ma:readOnly="true">
-      <xsd:simpleType>
-        <xsd:restriction base="dms:Note"/>
-      </xsd:simpleType>
-    </xsd:element>
-    <xsd:element name="lcf76f155ced4ddcb4097134ff3c332f" ma:index="13" nillable="true" ma:taxonomy="true" ma:internalName="lcf76f155ced4ddcb4097134ff3c332f" ma:taxonomyFieldName="MediaServiceImageTags" ma:displayName="Image Tags" ma:readOnly="false" ma:fieldId="{5cf76f15-5ced-4ddc-b409-7134ff3c332f}" ma:taxonomyMulti="true" ma:sspId="58c5ea09-abb6-4116-bc0f-a41c80660e17" ma:termSetId="09814cd3-568e-fe90-9814-8d621ff8fb84" ma:anchorId="fba54fb3-c3e1-fe81-a776-ca4b69148c4d" ma:open="true" ma:isKeyword="false">
-      <xsd:complexType>
-        <xsd:sequence>
-          <xsd:element ref="pc:Terms" minOccurs="0" maxOccurs="1"/>
-        </xsd:sequence>
-      </xsd:complexType>
-    </xsd:element>
-    <xsd:element name="MediaServiceGenerationTime" ma:index="15" nillable="true" ma:displayName="MediaServiceGenerationTime" ma:hidden="true" ma:internalName="MediaServiceGenerationTime" ma:readOnly="true">
-      <xsd:simpleType>
-        <xsd:restriction base="dms:Text"/>
-      </xsd:simpleType>
-    </xsd:element>
-    <xsd:element name="MediaServiceEventHashCode" ma:index="16" nillable="true" ma:displayName="MediaServiceEventHashCode" ma:hidden="true" ma:internalName="MediaServiceEventHashCode" ma:readOnly="true">
-      <xsd:simpleType>
-        <xsd:restriction base="dms:Text"/>
-      </xsd:simpleType>
-    </xsd:element>
-    <xsd:element name="MediaServiceOCR" ma:index="17" nillable="true" ma:displayName="Extracted Text" ma:internalName="MediaServiceOCR" ma:readOnly="true">
-      <xsd:simpleType>
-        <xsd:restriction base="dms:Note">
-          <xsd:maxLength value="255"/>
-        </xsd:restriction>
-      </xsd:simpleType>
-    </xsd:element>
-    <xsd:element name="MediaServiceDateTaken" ma:index="18" nillable="true" ma:displayName="MediaServiceDateTaken" ma:hidden="true" ma:indexed="true" ma:internalName="MediaServiceDateTaken" ma:readOnly="true">
-      <xsd:simpleType>
-        <xsd:restriction base="dms:Text"/>
-      </xsd:simpleType>
-    </xsd:element>
-    <xsd:element name="MediaLengthInSeconds" ma:index="19" nillable="true" ma:displayName="MediaLengthInSeconds" ma:hidden="true" ma:internalName="MediaLengthInSeconds" ma:readOnly="true">
-      <xsd:simpleType>
-        <xsd:restriction base="dms:Unknown"/>
-      </xsd:simpleType>
-    </xsd:element>
-    <xsd:element name="MediaServiceObjectDetectorVersions" ma:index="20" nillable="true" ma:displayName="MediaServiceObjectDetectorVersions" ma:hidden="true" ma:indexed="true" ma:internalName="MediaServiceObjectDetectorVersions" ma:readOnly="true">
-      <xsd:simpleType>
-        <xsd:restriction base="dms:Text"/>
-      </xsd:simpleType>
-    </xsd:element>
-    <xsd:element name="MediaServiceLocation" ma:index="21" nillable="true" ma:displayName="Location" ma:indexed="true" ma:internalName="MediaServiceLocation" ma:readOnly="true">
-      <xsd:simpleType>
-        <xsd:restriction base="dms:Text"/>
-      </xsd:simpleType>
-    </xsd:element>
-    <xsd:element name="Ready" ma:index="22" nillable="true" ma:displayName="Ready" ma:default="1" ma:description="Ready to create PDF" ma:format="Dropdown" ma:internalName="Ready">
-      <xsd:simpleType>
-        <xsd:restriction base="dms:Boolean"/>
-      </xsd:simpleType>
-    </xsd:element>
-    <xsd:element name="MediaServiceSearchProperties" ma:index="23" nillable="true" ma:displayName="MediaServiceSearchProperties" ma:hidden="true" ma:internalName="MediaServiceSearchProperties" ma:readOnly="true">
-      <xsd:simpleType>
-        <xsd:restriction base="dms:Note"/>
-      </xsd:simpleType>
-    </xsd:element>
-  </xsd:schema>
-  <xsd:schema xmlns="http://schemas.openxmlformats.org/package/2006/metadata/core-properties" xmlns:xsd="http://www.w3.org/2001/XMLSchema" xmlns:xsi="http://www.w3.org/2001/XMLSchema-instance" xmlns:dc="http://purl.org/dc/elements/1.1/" xmlns:dcterms="http://purl.org/dc/terms/" xmlns:odoc="http://schemas.microsoft.com/internal/obd" targetNamespace="http://schemas.openxmlformats.org/package/2006/metadata/core-properties" elementFormDefault="qualified" attributeFormDefault="unqualified" blockDefault="#all">
-    <xsd:import namespace="http://purl.org/dc/elements/1.1/" schemaLocation="http://dublincore.org/schemas/xmls/qdc/2003/04/02/dc.xsd"/>
-    <xsd:import namespace="http://purl.org/dc/terms/" schemaLocation="http://dublincore.org/schemas/xmls/qdc/2003/04/02/dcterms.xsd"/>
-    <xsd:element name="coreProperties" type="CT_coreProperties"/>
-    <xsd:complexType name="CT_coreProperties">
-      <xsd:all>
-        <xsd:element ref="dc:creator" minOccurs="0" maxOccurs="1"/>
-        <xsd:element ref="dcterms:created" minOccurs="0" maxOccurs="1"/>
-        <xsd:element ref="dc:identifier" minOccurs="0" maxOccurs="1"/>
-        <xsd:element name="contentType" minOccurs="0" maxOccurs="1" type="xsd:string" ma:index="0" ma:displayName="Content Type"/>
-        <xsd:element ref="dc:title" minOccurs="0" maxOccurs="1" ma:index="4" ma:displayName="Title"/>
-        <xsd:element ref="dc:subject" minOccurs="0" maxOccurs="1"/>
-        <xsd:element ref="dc:description" minOccurs="0" maxOccurs="1"/>
-        <xsd:element name="keywords" minOccurs="0" maxOccurs="1" type="xsd:string"/>
-        <xsd:element ref="dc:language" minOccurs="0" maxOccurs="1"/>
-        <xsd:element name="category" minOccurs="0" maxOccurs="1" type="xsd:string"/>
-        <xsd:element name="version" minOccurs="0" maxOccurs="1" type="xsd:string"/>
-        <xsd:element name="revision" minOccurs="0" maxOccurs="1" type="xsd:string">
-          <xsd:annotation>
-            <xsd:documentation>
-                        This value indicates the number of saves or revisions. The application is responsible for updating this value after each revision.
-                    </xsd:documentation>
-          </xsd:annotation>
-        </xsd:element>
-        <xsd:element name="lastModifiedBy" minOccurs="0" maxOccurs="1" type="xsd:string"/>
-        <xsd:element ref="dcterms:modified" minOccurs="0" maxOccurs="1"/>
-        <xsd:element name="contentStatus" minOccurs="0" maxOccurs="1" type="xsd:string"/>
-      </xsd:all>
-    </xsd:complexType>
-  </xsd:schema>
-  <xs:schema xmlns:pc="http://schemas.microsoft.com/office/infopath/2007/PartnerControls" xmlns:xs="http://www.w3.org/2001/XMLSchema" targetNamespace="http://schemas.microsoft.com/office/infopath/2007/PartnerControls" elementFormDefault="qualified" attributeFormDefault="unqualified">
-    <xs:element name="Person">
-      <xs:complexType>
-        <xs:sequence>
-          <xs:element ref="pc:DisplayName" minOccurs="0"/>
-          <xs:element ref="pc:AccountId" minOccurs="0"/>
-          <xs:element ref="pc:AccountType" minOccurs="0"/>
-        </xs:sequence>
-      </xs:complexType>
-    </xs:element>
-    <xs:element name="DisplayName" type="xs:string"/>
-    <xs:element name="AccountId" type="xs:string"/>
-    <xs:element name="AccountType" type="xs:string"/>
-    <xs:element name="BDCAssociatedEntity">
-      <xs:complexType>
-        <xs:sequence>
-          <xs:element ref="pc:BDCEntity" minOccurs="0" maxOccurs="unbounded"/>
-        </xs:sequence>
-        <xs:attribute ref="pc:EntityNamespace"/>
-        <xs:attribute ref="pc:EntityName"/>
-        <xs:attribute ref="pc:SystemInstanceName"/>
-        <xs:attribute ref="pc:AssociationName"/>
-      </xs:complexType>
-    </xs:element>
-    <xs:attribute name="EntityNamespace" type="xs:string"/>
-    <xs:attribute name="EntityName" type="xs:string"/>
-    <xs:attribute name="SystemInstanceName" type="xs:string"/>
-    <xs:attribute name="AssociationName" type="xs:string"/>
-    <xs:element name="BDCEntity">
-      <xs:complexType>
-        <xs:sequence>
-          <xs:element ref="pc:EntityDisplayName" minOccurs="0"/>
-          <xs:element ref="pc:EntityInstanceReference" minOccurs="0"/>
-          <xs:element ref="pc:EntityId1" minOccurs="0"/>
-          <xs:element ref="pc:EntityId2" minOccurs="0"/>
-          <xs:element ref="pc:EntityId3" minOccurs="0"/>
-          <xs:element ref="pc:EntityId4" minOccurs="0"/>
-          <xs:element ref="pc:EntityId5" minOccurs="0"/>
-        </xs:sequence>
-      </xs:complexType>
-    </xs:element>
-    <xs:element name="EntityDisplayName" type="xs:string"/>
-    <xs:element name="EntityInstanceReference" type="xs:string"/>
-    <xs:element name="EntityId1" type="xs:string"/>
-    <xs:element name="EntityId2" type="xs:string"/>
-    <xs:element name="EntityId3" type="xs:string"/>
-    <xs:element name="EntityId4" type="xs:string"/>
-    <xs:element name="EntityId5" type="xs:string"/>
-    <xs:element name="Terms">
-      <xs:complexType>
-        <xs:sequence>
-          <xs:element ref="pc:TermInfo" minOccurs="0" maxOccurs="unbounded"/>
-        </xs:sequence>
-      </xs:complexType>
-    </xs:element>
-    <xs:element name="TermInfo">
-      <xs:complexType>
-        <xs:sequence>
-          <xs:element ref="pc:TermName" minOccurs="0"/>
-          <xs:element ref="pc:TermId" minOccurs="0"/>
-        </xs:sequence>
-      </xs:complexType>
-    </xs:element>
-    <xs:element name="TermName" type="xs:string"/>
-    <xs:element name="TermId" type="xs:string"/>
-  </xs:schema>
-</ct:contentTypeSchema>
-</file>
-
-<file path=customXml/item2.xml><?xml version="1.0" encoding="utf-8"?>
-<?mso-contentType ?>
-<FormTemplates xmlns="http://schemas.microsoft.com/sharepoint/v3/contenttype/forms">
-  <Display>DocumentLibraryForm</Display>
-  <Edit>DocumentLibraryForm</Edit>
-  <New>DocumentLibraryForm</New>
-</FormTemplates>
-</file>
-
-<file path=customXml/item3.xml><?xml version="1.0" encoding="utf-8"?>
-<p:properties xmlns:p="http://schemas.microsoft.com/office/2006/metadata/properties" xmlns:xsi="http://www.w3.org/2001/XMLSchema-instance" xmlns:pc="http://schemas.microsoft.com/office/infopath/2007/PartnerControls">
-  <documentManagement>
-    <TaxCatchAll xmlns="3352e729-ef3a-4ad2-a915-07867a2cbda9" xsi:nil="true"/>
-    <lcf76f155ced4ddcb4097134ff3c332f xmlns="afa60c69-e8fd-4ab1-8c56-0fe28cc4c33c">
-      <Terms xmlns="http://schemas.microsoft.com/office/infopath/2007/PartnerControls"/>
-    </lcf76f155ced4ddcb4097134ff3c332f>
-    <Ready xmlns="afa60c69-e8fd-4ab1-8c56-0fe28cc4c33c">true</Ready>
-  </documentManagement>
-</p:properties>
-</file>
-
-<file path=customXml/itemProps1.xml><?xml version="1.0" encoding="utf-8"?>
-<ds:datastoreItem xmlns:ds="http://schemas.openxmlformats.org/officeDocument/2006/customXml" ds:itemID="{9EA74A61-067E-4885-878B-FB484ABA65CD}"/>
-</file>
-
-<file path=customXml/itemProps2.xml><?xml version="1.0" encoding="utf-8"?>
-<ds:datastoreItem xmlns:ds="http://schemas.openxmlformats.org/officeDocument/2006/customXml" ds:itemID="{454DFDA7-7E6E-475F-B865-C1CF16B1AA01}"/>
-</file>
-
-<file path=customXml/itemProps3.xml><?xml version="1.0" encoding="utf-8"?>
-<ds:datastoreItem xmlns:ds="http://schemas.openxmlformats.org/officeDocument/2006/customXml" ds:itemID="{299520D8-C72F-46FC-A4BE-0471F58FBC78}"/>
 </file>